--- a/docs/testing/workbooks/generated/04_Official_OpenVINO_Controlled_Retest_Workbook_v1.docx
+++ b/docs/testing/workbooks/generated/04_Official_OpenVINO_Controlled_Retest_Workbook_v1.docx
@@ -668,7 +668,7 @@
               <w:rPr>
                 <w:sz w:val="14"/>
               </w:rPr>
-              <w:t>testing/workbook-control-baseline-repair; Pending PR; Pending merge; base 4bee757fb8ad40986df33df7e352526bfa4e7338</w:t>
+              <w:t>testing/workbook-control-baseline-repair; #21; Pending merge; base 4bee757fb8ad40986df33df7e352526bfa4e7338</w:t>
             </w:r>
           </w:p>
         </w:tc>

--- a/docs/testing/workbooks/generated/04_Official_OpenVINO_Controlled_Retest_Workbook_v1.docx
+++ b/docs/testing/workbooks/generated/04_Official_OpenVINO_Controlled_Retest_Workbook_v1.docx
@@ -1303,7 +1303,7 @@
               <w:rPr>
                 <w:sz w:val="14"/>
               </w:rPr>
-              <w:t>testing/openvino-turboquant-recovery; v2 reconciliation input SHA-256 b4c892709128aeaa4bb29c5e9145eeb4dad60a0c30e28769cd616e4fd16da861; Pending PR; Pending merge</w:t>
+              <w:t>testing/openvino-turboquant-recovery; v2 reconciliation input SHA-256 96f7355a9446092ddad6d68c75d73bbd956bd24cd3213f9e12db470a87410c65; Pending PR; Pending merge</w:t>
             </w:r>
           </w:p>
         </w:tc>
@@ -1893,7 +1893,7 @@
               <w:rPr>
                 <w:sz w:val="14"/>
               </w:rPr>
-              <w:t>Focused discovery found 46 tests; two focused runs passed 46/46; production CPU plugin markers were present.</w:t>
+              <w:t>Focused discovery found 46 tests; run 1 passed 46/46 and run 2 passed 46/46. The production CPU plugin and CPU functional binary were verified, `query_state()` passed, and the invalid-destination fail-closed check passed.</w:t>
             </w:r>
           </w:p>
         </w:tc>
@@ -1911,63 +1911,7 @@
               <w:rPr>
                 <w:sz w:val="14"/>
               </w:rPr>
-              <w:t>`experiments/raw-results/openvino-turboquant/2026-07-29/guards/task03-attempt-006/t3a6-list2.json`, `t3a6-run1.json`, `t3a6-run2.json`, and `t3a6-plugin.json`.</w:t>
-            </w:r>
-          </w:p>
-        </w:tc>
-      </w:tr>
-      <w:tr>
-        <w:trPr>
-          <w:cantSplit/>
-        </w:trPr>
-        <w:tc>
-          <w:tcPr>
-            <w:tcW w:type="dxa" w:w="4848"/>
-            <w:vAlign w:val="center"/>
-          </w:tcPr>
-          <w:p>
-            <w:pPr>
-              <w:spacing w:after="0"/>
-            </w:pPr>
-            <w:r>
-              <w:rPr>
-                <w:sz w:val="14"/>
-              </w:rPr>
-              <w:t>OV-B11, OV-TQS-05, OV-TQS-06, OV-TQS-07, OV-TQS-08, OV-TQS-09, OV-TQS-10, OV-TQS-11, OV-TQS-12</w:t>
-            </w:r>
-          </w:p>
-        </w:tc>
-        <w:tc>
-          <w:tcPr>
-            <w:tcW w:type="dxa" w:w="4848"/>
-            <w:vAlign w:val="center"/>
-          </w:tcPr>
-          <w:p>
-            <w:pPr>
-              <w:spacing w:after="0"/>
-            </w:pPr>
-            <w:r>
-              <w:rPr>
-                <w:sz w:val="14"/>
-              </w:rPr>
-              <w:t>Property-boundary controller gates passed by rejecting the declared unsupported combinations before generation.</w:t>
-            </w:r>
-          </w:p>
-        </w:tc>
-        <w:tc>
-          <w:tcPr>
-            <w:tcW w:type="dxa" w:w="4848"/>
-            <w:vAlign w:val="center"/>
-          </w:tcPr>
-          <w:p>
-            <w:pPr>
-              <w:spacing w:after="0"/>
-            </w:pPr>
-            <w:r>
-              <w:rPr>
-                <w:sz w:val="14"/>
-              </w:rPr>
-              <w:t>`experiments/raw-results/openvino-turboquant/2026-07-30/expected-rejections/property-expected-rejections-current.json`; SHA-256 `ccb6460aac37e6444054d55cf571ecdd39313d45ae5a72270d3a7a972b7314a6`.</w:t>
+              <w:t>`experiments/raw-results/openvino-turboquant/2026-07-29/guards/task03-attempt-006/t3a6-list2.json`, `t3a6-run1.json`, `t3a6-run2.json`, `t3a6-plugin.json`, `t3a6-funcbuild.json`, and `t3-bad.json`.</w:t>
             </w:r>
           </w:p>
         </w:tc>
@@ -2107,7 +2051,7 @@
               <w:rPr>
                 <w:sz w:val="14"/>
               </w:rPr>
-              <w:t>Granite 3B U8 short CPU STANDARD generation produced valid output with `fallback=false` and cleanup 0.</w:t>
+              <w:t>Granite 3B U8 short CPU STANDARD generation produced valid output with 7 input tokens, 4 generated tokens, `fallback=false`, cleanup 0, and concrete K/V state f32/f32.</w:t>
             </w:r>
           </w:p>
         </w:tc>
@@ -2124,7 +2068,7 @@
               <w:rPr>
                 <w:sz w:val="14"/>
               </w:rPr>
-              <w:t>Diagnostic only; concrete K/V state was f32/f32, so this is not scalar-cache proof, a formal benchmark, or a quality result.</w:t>
+              <w:t>Diagnostic only; this weight-artifact success is not a formal benchmark, not scalar-cache proof, and not a quality result.</w:t>
             </w:r>
           </w:p>
         </w:tc>
@@ -2182,7 +2126,7 @@
               <w:rPr>
                 <w:sz w:val="14"/>
               </w:rPr>
-              <w:t>Granite 3B U4 short CPU STANDARD generation produced valid output with `fallback=false` and cleanup 0.</w:t>
+              <w:t>Granite 3B U4 short CPU STANDARD generation produced valid output with 7 input tokens, 4 generated tokens, `fallback=false`, cleanup 0, and concrete K/V state f32/f32.</w:t>
             </w:r>
           </w:p>
         </w:tc>
@@ -2200,7 +2144,7 @@
               <w:rPr>
                 <w:sz w:val="14"/>
               </w:rPr>
-              <w:t>Diagnostic only; concrete K/V state was f32/f32, so this is not scalar-cache proof, a formal benchmark, or a quality result.</w:t>
+              <w:t>Diagnostic only; this weight-artifact success is not a formal benchmark, not scalar-cache proof, and not a quality result.</w:t>
             </w:r>
           </w:p>
         </w:tc>
@@ -2323,7 +2267,7 @@
               <w:rPr>
                 <w:sz w:val="14"/>
               </w:rPr>
-              <w:t>Scalar semantic controls</w:t>
+              <w:t>Scalar-state controls</w:t>
             </w:r>
           </w:p>
         </w:tc>
@@ -2340,7 +2284,7 @@
               <w:rPr>
                 <w:sz w:val="14"/>
               </w:rPr>
-              <w:t>OV-04, OV-05, OV-TQ-01, OV-TQ-02</w:t>
+              <w:t>OV-04/4096, OV-05/4096, OV-TQ-01/4096, OV-TQ-02/4096</w:t>
             </w:r>
           </w:p>
         </w:tc>
@@ -2357,7 +2301,7 @@
               <w:rPr>
                 <w:sz w:val="14"/>
               </w:rPr>
-              <w:t>Passed expected rejection after bounded STANDARD activation showed concrete f32/f32 K/V state rather than the requested scalar precision.</w:t>
+              <w:t>Passed expected rejection after bounded STANDARD activation showed concrete f32/f32 K/V state rather than the requested scalar precision; these are successful boundary checks, not benchmark or quality results.</w:t>
             </w:r>
           </w:p>
         </w:tc>
@@ -2380,7 +2324,7 @@
               <w:rPr>
                 <w:sz w:val="14"/>
               </w:rPr>
-              <w:t>GPU TurboQuant control</w:t>
+              <w:t>Property-boundary controls</w:t>
             </w:r>
           </w:p>
         </w:tc>
@@ -2398,7 +2342,7 @@
               <w:rPr>
                 <w:sz w:val="14"/>
               </w:rPr>
-              <w:t>OV-TQ-18</w:t>
+              <w:t>OV-TQS-05, OV-TQS-06, OV-TQS-07, OV-TQS-08, OV-TQS-09, OV-TQS-10, OV-TQS-11, OV-TQS-12</w:t>
             </w:r>
           </w:p>
         </w:tc>
@@ -2416,7 +2360,7 @@
               <w:rPr>
                 <w:sz w:val="14"/>
               </w:rPr>
-              <w:t>Passed expected rejection before generation because the governed TurboQuant route is CPU-only.</w:t>
+              <w:t>Passed the setup/property boundary by rejecting unsupported scalar/TurboQuant combinations before generation; these are successful boundary checks, not benchmark or quality results.</w:t>
             </w:r>
           </w:p>
         </w:tc>
@@ -2438,7 +2382,7 @@
               <w:rPr>
                 <w:sz w:val="14"/>
               </w:rPr>
-              <w:t>QJL and Polar controls</w:t>
+              <w:t>Device/codec controls</w:t>
             </w:r>
           </w:p>
         </w:tc>
@@ -2455,7 +2399,7 @@
               <w:rPr>
                 <w:sz w:val="14"/>
               </w:rPr>
-              <w:t>OV-TQ-19, OV-TQ-20</w:t>
+              <w:t>OV-TQ-18/1024, OV-TQ-19/256, OV-TQ-20/256, OV-B11</w:t>
             </w:r>
           </w:p>
         </w:tc>
@@ -2472,7 +2416,7 @@
               <w:rPr>
                 <w:sz w:val="14"/>
               </w:rPr>
-              <w:t>Passed expected rejection before generation for the declared unsupported property combinations.</w:t>
+              <w:t>Passed the device/codec boundary by rejecting GPU TurboQuant, QJL, Polar, and the invalid destination before generation; these are successful boundary checks, not benchmark or quality results.</w:t>
             </w:r>
           </w:p>
         </w:tc>
@@ -2494,6 +2438,14 @@
       </w:pPr>
       <w:r>
         <w:t>5. Accepted formal runtime measurements</w:t>
+      </w:r>
+    </w:p>
+    <w:p>
+      <w:pPr>
+        <w:spacing w:after="60"/>
+      </w:pPr>
+      <w:r>
+        <w:t>All three accepted rows executed on CPU with `fallback=false`; cleanup was verified with zero residual processes.</w:t>
       </w:r>
     </w:p>
     <w:p>
@@ -4523,7 +4475,7 @@
               <w:rPr>
                 <w:sz w:val="14"/>
               </w:rPr>
-              <w:t>Runtime presentation</w:t>
+              <w:t>Proven runtime scope</w:t>
             </w:r>
           </w:p>
         </w:tc>
@@ -4540,7 +4492,7 @@
               <w:rPr>
                 <w:sz w:val="14"/>
               </w:rPr>
-              <w:t>Only E1-E3 are accepted formal runtime measurements.</w:t>
+              <w:t>Exactly OV-TQ-13/512, OV-TQ-14/512, and OV-TQ-14/2048 are accepted formal runtime measurements.</w:t>
             </w:r>
           </w:p>
         </w:tc>
@@ -4563,6 +4515,206 @@
               <w:rPr>
                 <w:sz w:val="14"/>
               </w:rPr>
+              <w:t>Best observed runtime facts</w:t>
+            </w:r>
+          </w:p>
+        </w:tc>
+        <w:tc>
+          <w:tcPr>
+            <w:tcW w:type="dxa" w:w="7272"/>
+            <w:vAlign w:val="center"/>
+            <w:shd w:fill="EAF2F8"/>
+          </w:tcPr>
+          <w:p>
+            <w:pPr>
+              <w:spacing w:after="0"/>
+            </w:pPr>
+            <w:r>
+              <w:rPr>
+                <w:sz w:val="14"/>
+              </w:rPr>
+              <w:t>The observed runtime facts are: lowest median load 8079.655 ms (OV-TQ-14/512); lowest median TTFT 18234.156 ms (OV-TQ-14/512); highest median decode throughput 1.5 tok/s (OV-TQ-14/512). These are runtime observations; no winner is declared from quality evidence.</w:t>
+            </w:r>
+          </w:p>
+        </w:tc>
+      </w:tr>
+      <w:tr>
+        <w:trPr>
+          <w:cantSplit/>
+        </w:trPr>
+        <w:tc>
+          <w:tcPr>
+            <w:tcW w:type="dxa" w:w="7272"/>
+            <w:vAlign w:val="center"/>
+          </w:tcPr>
+          <w:p>
+            <w:pPr>
+              <w:spacing w:after="0"/>
+            </w:pPr>
+            <w:r>
+              <w:rPr>
+                <w:sz w:val="14"/>
+              </w:rPr>
+              <w:t>Execution boundary</w:t>
+            </w:r>
+          </w:p>
+        </w:tc>
+        <w:tc>
+          <w:tcPr>
+            <w:tcW w:type="dxa" w:w="7272"/>
+            <w:vAlign w:val="center"/>
+          </w:tcPr>
+          <w:p>
+            <w:pPr>
+              <w:spacing w:after="0"/>
+            </w:pPr>
+            <w:r>
+              <w:rPr>
+                <w:sz w:val="14"/>
+              </w:rPr>
+              <w:t>The accepted formal scope is CPU-only with fallback=false and cleanup verified for every row.</w:t>
+            </w:r>
+          </w:p>
+        </w:tc>
+      </w:tr>
+      <w:tr>
+        <w:trPr>
+          <w:cantSplit/>
+        </w:trPr>
+        <w:tc>
+          <w:tcPr>
+            <w:tcW w:type="dxa" w:w="7272"/>
+            <w:vAlign w:val="center"/>
+            <w:shd w:fill="EAF2F8"/>
+          </w:tcPr>
+          <w:p>
+            <w:pPr>
+              <w:spacing w:after="0"/>
+            </w:pPr>
+            <w:r>
+              <w:rPr>
+                <w:sz w:val="14"/>
+              </w:rPr>
+              <w:t>GPU boundary</w:t>
+            </w:r>
+          </w:p>
+        </w:tc>
+        <w:tc>
+          <w:tcPr>
+            <w:tcW w:type="dxa" w:w="7272"/>
+            <w:vAlign w:val="center"/>
+            <w:shd w:fill="EAF2F8"/>
+          </w:tcPr>
+          <w:p>
+            <w:pPr>
+              <w:spacing w:after="0"/>
+            </w:pPr>
+            <w:r>
+              <w:rPr>
+                <w:sz w:val="14"/>
+              </w:rPr>
+              <w:t>No accepted GPU formal measurement exists.</w:t>
+            </w:r>
+          </w:p>
+        </w:tc>
+      </w:tr>
+      <w:tr>
+        <w:trPr>
+          <w:cantSplit/>
+        </w:trPr>
+        <w:tc>
+          <w:tcPr>
+            <w:tcW w:type="dxa" w:w="7272"/>
+            <w:vAlign w:val="center"/>
+          </w:tcPr>
+          <w:p>
+            <w:pPr>
+              <w:spacing w:after="0"/>
+            </w:pPr>
+            <w:r>
+              <w:rPr>
+                <w:sz w:val="14"/>
+              </w:rPr>
+              <w:t>Non-TurboQuant boundary</w:t>
+            </w:r>
+          </w:p>
+        </w:tc>
+        <w:tc>
+          <w:tcPr>
+            <w:tcW w:type="dxa" w:w="7272"/>
+            <w:vAlign w:val="center"/>
+          </w:tcPr>
+          <w:p>
+            <w:pPr>
+              <w:spacing w:after="0"/>
+            </w:pPr>
+            <w:r>
+              <w:rPr>
+                <w:sz w:val="14"/>
+              </w:rPr>
+              <w:t>No non-TurboQuant formal benchmark exists; the U4/U8 STANDARD results remain diagnostics only.</w:t>
+            </w:r>
+          </w:p>
+        </w:tc>
+      </w:tr>
+      <w:tr>
+        <w:trPr>
+          <w:cantSplit/>
+        </w:trPr>
+        <w:tc>
+          <w:tcPr>
+            <w:tcW w:type="dxa" w:w="7272"/>
+            <w:vAlign w:val="center"/>
+            <w:shd w:fill="EAF2F8"/>
+          </w:tcPr>
+          <w:p>
+            <w:pPr>
+              <w:spacing w:after="0"/>
+            </w:pPr>
+            <w:r>
+              <w:rPr>
+                <w:sz w:val="14"/>
+              </w:rPr>
+              <w:t>Continuation</w:t>
+            </w:r>
+          </w:p>
+        </w:tc>
+        <w:tc>
+          <w:tcPr>
+            <w:tcW w:type="dxa" w:w="7272"/>
+            <w:vAlign w:val="center"/>
+            <w:shd w:fill="EAF2F8"/>
+          </w:tcPr>
+          <w:p>
+            <w:pPr>
+              <w:spacing w:after="0"/>
+            </w:pPr>
+            <w:r>
+              <w:rPr>
+                <w:sz w:val="14"/>
+              </w:rPr>
+              <w:t>Continue the blocked larger-context and larger-model campaigns on a higher-memory host.</w:t>
+            </w:r>
+          </w:p>
+        </w:tc>
+      </w:tr>
+      <w:tr>
+        <w:trPr>
+          <w:cantSplit/>
+        </w:trPr>
+        <w:tc>
+          <w:tcPr>
+            <w:tcW w:type="dxa" w:w="7272"/>
+            <w:vAlign w:val="center"/>
+          </w:tcPr>
+          <w:p>
+            <w:pPr>
+              <w:spacing w:after="0"/>
+            </w:pPr>
+            <w:r>
+              <w:rPr>
+                <w:sz w:val="14"/>
+              </w:rPr>
               <w:t>Quality boundary</w:t>
             </w:r>
           </w:p>
@@ -4571,7 +4723,6 @@
           <w:tcPr>
             <w:tcW w:type="dxa" w:w="7272"/>
             <w:vAlign w:val="center"/>
-            <w:shd w:fill="EAF2F8"/>
           </w:tcPr>
           <w:p>
             <w:pPr>
@@ -4809,7 +4960,7 @@
               <w:rPr>
                 <w:sz w:val="14"/>
               </w:rPr>
-              <w:t>experiments/raw-results/openvino-turboquant/2026-07-30/reconciliation-input.json#sha256=b4c892709128aeaa4bb29c5e9145eeb4dad60a0c30e28769cd616e4fd16da861</w:t>
+              <w:t>experiments/raw-results/openvino-turboquant/2026-07-30/reconciliation-input.json#sha256=96f7355a9446092ddad6d68c75d73bbd956bd24cd3213f9e12db470a87410c65</w:t>
             </w:r>
           </w:p>
         </w:tc>

--- a/docs/testing/workbooks/generated/04_Official_OpenVINO_Controlled_Retest_Workbook_v1.docx
+++ b/docs/testing/workbooks/generated/04_Official_OpenVINO_Controlled_Retest_Workbook_v1.docx
@@ -8,7 +8,7 @@
         <w:jc w:val="center"/>
       </w:pPr>
       <w:r>
-        <w:t>04 Official OpenVINO Controlled Retest Workbook v1.8</w:t>
+        <w:t>04 Official OpenVINO Controlled Retest Workbook v1.9</w:t>
       </w:r>
     </w:p>
     <w:p>
@@ -1320,6 +1320,137 @@
               <w:rPr>
                 <w:sz w:val="14"/>
               </w:rPr>
+              <w:t>Superseded</w:t>
+            </w:r>
+          </w:p>
+        </w:tc>
+      </w:tr>
+      <w:tr>
+        <w:trPr>
+          <w:cantSplit/>
+        </w:trPr>
+        <w:tc>
+          <w:tcPr>
+            <w:tcW w:type="dxa" w:w="2078"/>
+            <w:vAlign w:val="center"/>
+            <w:shd w:fill="EAF2F8"/>
+          </w:tcPr>
+          <w:p>
+            <w:pPr>
+              <w:spacing w:after="0"/>
+            </w:pPr>
+            <w:r>
+              <w:rPr>
+                <w:sz w:val="14"/>
+              </w:rPr>
+              <w:t>1.9</w:t>
+            </w:r>
+          </w:p>
+        </w:tc>
+        <w:tc>
+          <w:tcPr>
+            <w:tcW w:type="dxa" w:w="2078"/>
+            <w:vAlign w:val="center"/>
+            <w:shd w:fill="EAF2F8"/>
+          </w:tcPr>
+          <w:p>
+            <w:pPr>
+              <w:spacing w:after="0"/>
+            </w:pPr>
+            <w:r>
+              <w:rPr>
+                <w:sz w:val="14"/>
+              </w:rPr>
+              <w:t>2026-08-02</w:t>
+            </w:r>
+          </w:p>
+        </w:tc>
+        <w:tc>
+          <w:tcPr>
+            <w:tcW w:type="dxa" w:w="2078"/>
+            <w:vAlign w:val="center"/>
+            <w:shd w:fill="EAF2F8"/>
+          </w:tcPr>
+          <w:p>
+            <w:pPr>
+              <w:spacing w:after="0"/>
+            </w:pPr>
+            <w:r>
+              <w:rPr>
+                <w:sz w:val="14"/>
+              </w:rPr>
+              <w:t>Student</w:t>
+            </w:r>
+          </w:p>
+        </w:tc>
+        <w:tc>
+          <w:tcPr>
+            <w:tcW w:type="dxa" w:w="2078"/>
+            <w:vAlign w:val="center"/>
+            <w:shd w:fill="EAF2F8"/>
+          </w:tcPr>
+          <w:p>
+            <w:pPr>
+              <w:spacing w:after="0"/>
+            </w:pPr>
+            <w:r>
+              <w:rPr>
+                <w:sz w:val="14"/>
+              </w:rPr>
+              <w:t>Added the verified OV-11/512 U4-weight STANDARD f16/f16 K/V formal control with three accepted samples and complete timing, memory, K/V, CPU and GPU aggregates; recorded P1-P4 completion, the P5 2048 MiB RAM-floor stop, the unrun P6 prompt, the FP16 artifact boundary, and the repeated checkpoint-publication contract defect; closed the laptop retry loop without fabricating quality scores.</w:t>
+            </w:r>
+          </w:p>
+        </w:tc>
+        <w:tc>
+          <w:tcPr>
+            <w:tcW w:type="dxa" w:w="2078"/>
+            <w:vAlign w:val="center"/>
+            <w:shd w:fill="EAF2F8"/>
+          </w:tcPr>
+          <w:p>
+            <w:pPr>
+              <w:spacing w:after="0"/>
+            </w:pPr>
+            <w:r>
+              <w:rPr>
+                <w:sz w:val="14"/>
+              </w:rPr>
+              <w:t>OV-11/512; OV-13/512; OV-TQ-22/512; OV-TQ-21/512; OV-12/512; P1-P6</w:t>
+            </w:r>
+          </w:p>
+        </w:tc>
+        <w:tc>
+          <w:tcPr>
+            <w:tcW w:type="dxa" w:w="2078"/>
+            <w:vAlign w:val="center"/>
+            <w:shd w:fill="EAF2F8"/>
+          </w:tcPr>
+          <w:p>
+            <w:pPr>
+              <w:spacing w:after="0"/>
+            </w:pPr>
+            <w:r>
+              <w:rPr>
+                <w:sz w:val="14"/>
+              </w:rPr>
+              <w:t>testing/openvino-turboquant-recovery; measurement SHA-256 ec933862686e399c19e3ce69bdc11baae2cf10025d1a245db3dcc85c0ae3c3e0; campaign state SHA-256 92101643ff26a2ccc27dd0965a6ae1a0788586c3edcbd6cab9d9b2c4d266c8e8; Pending PR; Pending merge</w:t>
+            </w:r>
+          </w:p>
+        </w:tc>
+        <w:tc>
+          <w:tcPr>
+            <w:tcW w:type="dxa" w:w="2078"/>
+            <w:vAlign w:val="center"/>
+            <w:shd w:fill="EAF2F8"/>
+          </w:tcPr>
+          <w:p>
+            <w:pPr>
+              <w:spacing w:after="0"/>
+            </w:pPr>
+            <w:r>
+              <w:rPr>
+                <w:sz w:val="14"/>
+              </w:rPr>
               <w:t>Current - pending merge</w:t>
             </w:r>
           </w:p>
@@ -1342,7 +1473,87 @@
         <w:spacing w:after="60"/>
       </w:pPr>
       <w:r>
-        <w:t>Controlled retest revision 1.8 (WR-036).</w:t>
+        <w:rPr>
+          <w:b/>
+        </w:rPr>
+        <w:t>Controlled filename:</w:t>
+      </w:r>
+      <w:r>
+        <w:t xml:space="preserve"> `04_Official_OpenVINO_Controlled_Retest_Workbook_v1.docx`</w:t>
+      </w:r>
+    </w:p>
+    <w:p>
+      <w:pPr>
+        <w:spacing w:after="60"/>
+      </w:pPr>
+      <w:r>
+        <w:rPr>
+          <w:b/>
+        </w:rPr>
+        <w:t>Generated DOCX hash:</w:t>
+      </w:r>
+      <w:r>
+        <w:t xml:space="preserve"> recorded in `Controlled-Workbook-Manifest.csv`</w:t>
+      </w:r>
+    </w:p>
+    <w:p>
+      <w:pPr>
+        <w:spacing w:after="60"/>
+      </w:pPr>
+      <w:r>
+        <w:rPr>
+          <w:b/>
+        </w:rPr>
+        <w:t>Original source:</w:t>
+      </w:r>
+      <w:r>
+        <w:t xml:space="preserve"> `04_Official_OpenVINO_Editable_Test_Workbook.docx`</w:t>
+      </w:r>
+    </w:p>
+    <w:p>
+      <w:pPr>
+        <w:spacing w:after="60"/>
+      </w:pPr>
+      <w:r>
+        <w:rPr>
+          <w:b/>
+        </w:rPr>
+        <w:t>Original source SHA-256:</w:t>
+      </w:r>
+      <w:r>
+        <w:t xml:space="preserve"> `e892a1a9ea2956e10f3eaa9dba89dcef59a7a6f89cb21b34e274aa3d72baa2b3`</w:t>
+      </w:r>
+    </w:p>
+    <w:p>
+      <w:pPr>
+        <w:spacing w:after="60"/>
+      </w:pPr>
+      <w:r>
+        <w:t>Controlled retest revision 1.9 (WR-037).</w:t>
+      </w:r>
+    </w:p>
+    <w:p>
+      <w:pPr>
+        <w:spacing w:after="60"/>
+      </w:pPr>
+      <w:r>
+        <w:t>Workbook version: 1.9</w:t>
+      </w:r>
+    </w:p>
+    <w:p>
+      <w:pPr>
+        <w:spacing w:after="60"/>
+      </w:pPr>
+      <w:r>
+        <w:t>Revision ID: WR-037</w:t>
+      </w:r>
+    </w:p>
+    <w:p>
+      <w:pPr>
+        <w:spacing w:after="60"/>
+      </w:pPr>
+      <w:r>
+        <w:t>Revision date: 2026-08-02</w:t>
       </w:r>
     </w:p>
     <w:p>
@@ -1421,7 +1632,7 @@
               <w:rPr>
                 <w:sz w:val="14"/>
               </w:rPr>
-              <w:t>Frozen matrix</w:t>
+              <w:t>Adaptive comparison matrix</w:t>
             </w:r>
           </w:p>
         </w:tc>
@@ -1438,7 +1649,7 @@
               <w:rPr>
                 <w:sz w:val="14"/>
               </w:rPr>
-              <w:t>`experiments/manifests/official-openvino/retest-matrix.json`; SHA-256 `7db2636b403d285aa3886c9f23560a9e48bd43645e9aca35e0d1fc4f16eaea42`; 60 controlled IDs.</w:t>
+              <w:t>`experiments/manifests/official-openvino/adaptive-format-comparison-matrix-v1.json`; SHA-256 `3a26bd8bd979a539fb1eee3f08641e409963cc477a6fda5b5688bebe4e523aca`; five controlled route IDs.</w:t>
             </w:r>
           </w:p>
         </w:tc>
@@ -2434,10 +2645,18 @@
     </w:p>
     <w:p>
       <w:pPr>
+        <w:spacing w:after="60"/>
+      </w:pPr>
+      <w:r>
+        <w:t>&lt;!-- BEGIN WB-04 V1.9 COMPARISON --&gt;</w:t>
+      </w:r>
+    </w:p>
+    <w:p>
+      <w:pPr>
         <w:pStyle w:val="Heading1"/>
       </w:pPr>
       <w:r>
-        <w:t>5. Accepted formal runtime measurements</w:t>
+        <w:t>5. U8 STANDARD, TBQ4 and TBQ3 shared-context comparison</w:t>
       </w:r>
     </w:p>
     <w:p>
@@ -2445,7 +2664,7 @@
         <w:spacing w:after="60"/>
       </w:pPr>
       <w:r>
-        <w:t>All three accepted rows executed on CPU with `fallback=false`; cleanup was verified with zero residual processes.</w:t>
+        <w:t>No shared completed context exists for the three U8-weight cache routes. The</w:t>
       </w:r>
     </w:p>
     <w:p>
@@ -2453,10 +2672,7 @@
         <w:spacing w:after="60"/>
       </w:pPr>
       <w:r>
-        <w:rPr>
-          <w:b/>
-        </w:rPr>
-        <w:t>Timing metrics — aggregate medians</w:t>
+        <w:t>campaign closed after the OV-11 control, so no direct cache winner is reported.</w:t>
       </w:r>
     </w:p>
     <w:tbl>
@@ -2467,14 +2683,10 @@
         <w:tblLook w:firstColumn="1" w:firstRow="1" w:lastColumn="0" w:lastRow="0" w:noHBand="0" w:noVBand="1" w:val="04A0"/>
       </w:tblPr>
       <w:tblGrid>
-        <w:gridCol w:w="1818"/>
-        <w:gridCol w:w="1818"/>
-        <w:gridCol w:w="1818"/>
-        <w:gridCol w:w="1818"/>
-        <w:gridCol w:w="1818"/>
-        <w:gridCol w:w="1818"/>
-        <w:gridCol w:w="1818"/>
-        <w:gridCol w:w="1818"/>
+        <w:gridCol w:w="3636"/>
+        <w:gridCol w:w="3636"/>
+        <w:gridCol w:w="3636"/>
+        <w:gridCol w:w="3636"/>
       </w:tblGrid>
       <w:tr>
         <w:trPr>
@@ -2483,7 +2695,7 @@
         </w:trPr>
         <w:tc>
           <w:tcPr>
-            <w:tcW w:type="dxa" w:w="1818"/>
+            <w:tcW w:type="dxa" w:w="3636"/>
             <w:shd w:fill="1F4E78"/>
             <w:vAlign w:val="center"/>
           </w:tcPr>
@@ -2500,7 +2712,7 @@
         </w:tc>
         <w:tc>
           <w:tcPr>
-            <w:tcW w:type="dxa" w:w="1818"/>
+            <w:tcW w:type="dxa" w:w="3636"/>
             <w:shd w:fill="1F4E78"/>
             <w:vAlign w:val="center"/>
           </w:tcPr>
@@ -2511,13 +2723,13 @@
                 <w:color w:val="FFFFFF"/>
                 <w:sz w:val="14"/>
               </w:rPr>
-              <w:t>Context</w:t>
-            </w:r>
-          </w:p>
-        </w:tc>
-        <w:tc>
-          <w:tcPr>
-            <w:tcW w:type="dxa" w:w="1818"/>
+              <w:t>Cache route</w:t>
+            </w:r>
+          </w:p>
+        </w:tc>
+        <w:tc>
+          <w:tcPr>
+            <w:tcW w:type="dxa" w:w="3636"/>
             <w:shd w:fill="1F4E78"/>
             <w:vAlign w:val="center"/>
           </w:tcPr>
@@ -2528,13 +2740,13 @@
                 <w:color w:val="FFFFFF"/>
                 <w:sz w:val="14"/>
               </w:rPr>
-              <w:t>Load ms</w:t>
-            </w:r>
-          </w:p>
-        </w:tc>
-        <w:tc>
-          <w:tcPr>
-            <w:tcW w:type="dxa" w:w="1818"/>
+              <w:t>Terminal status</w:t>
+            </w:r>
+          </w:p>
+        </w:tc>
+        <w:tc>
+          <w:tcPr>
+            <w:tcW w:type="dxa" w:w="3636"/>
             <w:shd w:fill="1F4E78"/>
             <w:vAlign w:val="center"/>
           </w:tcPr>
@@ -2545,75 +2757,7 @@
                 <w:color w:val="FFFFFF"/>
                 <w:sz w:val="14"/>
               </w:rPr>
-              <w:t>TTFT ms</w:t>
-            </w:r>
-          </w:p>
-        </w:tc>
-        <w:tc>
-          <w:tcPr>
-            <w:tcW w:type="dxa" w:w="1818"/>
-            <w:shd w:fill="1F4E78"/>
-            <w:vAlign w:val="center"/>
-          </w:tcPr>
-          <w:p>
-            <w:r>
-              <w:rPr>
-                <w:b/>
-                <w:color w:val="FFFFFF"/>
-                <w:sz w:val="14"/>
-              </w:rPr>
-              <w:t>Prompt tok/s</w:t>
-            </w:r>
-          </w:p>
-        </w:tc>
-        <w:tc>
-          <w:tcPr>
-            <w:tcW w:type="dxa" w:w="1818"/>
-            <w:shd w:fill="1F4E78"/>
-            <w:vAlign w:val="center"/>
-          </w:tcPr>
-          <w:p>
-            <w:r>
-              <w:rPr>
-                <w:b/>
-                <w:color w:val="FFFFFF"/>
-                <w:sz w:val="14"/>
-              </w:rPr>
-              <w:t>TPOT ms</w:t>
-            </w:r>
-          </w:p>
-        </w:tc>
-        <w:tc>
-          <w:tcPr>
-            <w:tcW w:type="dxa" w:w="1818"/>
-            <w:shd w:fill="1F4E78"/>
-            <w:vAlign w:val="center"/>
-          </w:tcPr>
-          <w:p>
-            <w:r>
-              <w:rPr>
-                <w:b/>
-                <w:color w:val="FFFFFF"/>
-                <w:sz w:val="14"/>
-              </w:rPr>
-              <w:t>Decode tok/s</w:t>
-            </w:r>
-          </w:p>
-        </w:tc>
-        <w:tc>
-          <w:tcPr>
-            <w:tcW w:type="dxa" w:w="1818"/>
-            <w:shd w:fill="1F4E78"/>
-            <w:vAlign w:val="center"/>
-          </w:tcPr>
-          <w:p>
-            <w:r>
-              <w:rPr>
-                <w:b/>
-                <w:color w:val="FFFFFF"/>
-                <w:sz w:val="14"/>
-              </w:rPr>
-              <w:t>Generation ms</w:t>
+              <w:t>Controlled interpretation</w:t>
             </w:r>
           </w:p>
         </w:tc>
@@ -2624,7 +2768,7 @@
         </w:trPr>
         <w:tc>
           <w:tcPr>
-            <w:tcW w:type="dxa" w:w="1818"/>
+            <w:tcW w:type="dxa" w:w="3636"/>
             <w:vAlign w:val="center"/>
           </w:tcPr>
           <w:p>
@@ -2635,13 +2779,13 @@
               <w:rPr>
                 <w:sz w:val="14"/>
               </w:rPr>
-              <w:t>OV-TQ-13</w:t>
-            </w:r>
-          </w:p>
-        </w:tc>
-        <w:tc>
-          <w:tcPr>
-            <w:tcW w:type="dxa" w:w="1818"/>
+              <w:t>OV-12</w:t>
+            </w:r>
+          </w:p>
+        </w:tc>
+        <w:tc>
+          <w:tcPr>
+            <w:tcW w:type="dxa" w:w="3636"/>
             <w:vAlign w:val="center"/>
           </w:tcPr>
           <w:p>
@@ -2652,13 +2796,13 @@
               <w:rPr>
                 <w:sz w:val="14"/>
               </w:rPr>
-              <w:t>512</w:t>
-            </w:r>
-          </w:p>
-        </w:tc>
-        <w:tc>
-          <w:tcPr>
-            <w:tcW w:type="dxa" w:w="1818"/>
+              <w:t>U8 STANDARD</w:t>
+            </w:r>
+          </w:p>
+        </w:tc>
+        <w:tc>
+          <w:tcPr>
+            <w:tcW w:type="dxa" w:w="3636"/>
             <w:vAlign w:val="center"/>
           </w:tcPr>
           <w:p>
@@ -2669,13 +2813,13 @@
               <w:rPr>
                 <w:sz w:val="14"/>
               </w:rPr>
-              <w:t>8425.953</w:t>
-            </w:r>
-          </w:p>
-        </w:tc>
-        <w:tc>
-          <w:tcPr>
-            <w:tcW w:type="dxa" w:w="1818"/>
+              <w:t>Not launched</w:t>
+            </w:r>
+          </w:p>
+        </w:tc>
+        <w:tc>
+          <w:tcPr>
+            <w:tcW w:type="dxa" w:w="3636"/>
             <w:vAlign w:val="center"/>
           </w:tcPr>
           <w:p>
@@ -2686,75 +2830,7 @@
               <w:rPr>
                 <w:sz w:val="14"/>
               </w:rPr>
-              <w:t>19149.389</w:t>
-            </w:r>
-          </w:p>
-        </w:tc>
-        <w:tc>
-          <w:tcPr>
-            <w:tcW w:type="dxa" w:w="1818"/>
-            <w:vAlign w:val="center"/>
-          </w:tcPr>
-          <w:p>
-            <w:pPr>
-              <w:spacing w:after="0"/>
-            </w:pPr>
-            <w:r>
-              <w:rPr>
-                <w:sz w:val="14"/>
-              </w:rPr>
-              <w:t>28.841</w:t>
-            </w:r>
-          </w:p>
-        </w:tc>
-        <w:tc>
-          <w:tcPr>
-            <w:tcW w:type="dxa" w:w="1818"/>
-            <w:vAlign w:val="center"/>
-          </w:tcPr>
-          <w:p>
-            <w:pPr>
-              <w:spacing w:after="0"/>
-            </w:pPr>
-            <w:r>
-              <w:rPr>
-                <w:sz w:val="14"/>
-              </w:rPr>
-              <w:t>679.548</w:t>
-            </w:r>
-          </w:p>
-        </w:tc>
-        <w:tc>
-          <w:tcPr>
-            <w:tcW w:type="dxa" w:w="1818"/>
-            <w:vAlign w:val="center"/>
-          </w:tcPr>
-          <w:p>
-            <w:pPr>
-              <w:spacing w:after="0"/>
-            </w:pPr>
-            <w:r>
-              <w:rPr>
-                <w:sz w:val="14"/>
-              </w:rPr>
-              <w:t>1.472</w:t>
-            </w:r>
-          </w:p>
-        </w:tc>
-        <w:tc>
-          <w:tcPr>
-            <w:tcW w:type="dxa" w:w="1818"/>
-            <w:vAlign w:val="center"/>
-          </w:tcPr>
-          <w:p>
-            <w:pPr>
-              <w:spacing w:after="0"/>
-            </w:pPr>
-            <w:r>
-              <w:rPr>
-                <w:sz w:val="14"/>
-              </w:rPr>
-              <w:t>19863.765</w:t>
+              <w:t>Follow-on route stopped at the terminal laptop checkpoint.</w:t>
             </w:r>
           </w:p>
         </w:tc>
@@ -2765,7 +2841,7 @@
         </w:trPr>
         <w:tc>
           <w:tcPr>
-            <w:tcW w:type="dxa" w:w="1818"/>
+            <w:tcW w:type="dxa" w:w="3636"/>
             <w:vAlign w:val="center"/>
             <w:shd w:fill="EAF2F8"/>
           </w:tcPr>
@@ -2777,13 +2853,13 @@
               <w:rPr>
                 <w:sz w:val="14"/>
               </w:rPr>
-              <w:t>OV-TQ-14</w:t>
-            </w:r>
-          </w:p>
-        </w:tc>
-        <w:tc>
-          <w:tcPr>
-            <w:tcW w:type="dxa" w:w="1818"/>
+              <w:t>OV-TQ-21</w:t>
+            </w:r>
+          </w:p>
+        </w:tc>
+        <w:tc>
+          <w:tcPr>
+            <w:tcW w:type="dxa" w:w="3636"/>
             <w:vAlign w:val="center"/>
             <w:shd w:fill="EAF2F8"/>
           </w:tcPr>
@@ -2795,13 +2871,13 @@
               <w:rPr>
                 <w:sz w:val="14"/>
               </w:rPr>
-              <w:t>512</w:t>
-            </w:r>
-          </w:p>
-        </w:tc>
-        <w:tc>
-          <w:tcPr>
-            <w:tcW w:type="dxa" w:w="1818"/>
+              <w:t>TBQ4</w:t>
+            </w:r>
+          </w:p>
+        </w:tc>
+        <w:tc>
+          <w:tcPr>
+            <w:tcW w:type="dxa" w:w="3636"/>
             <w:vAlign w:val="center"/>
             <w:shd w:fill="EAF2F8"/>
           </w:tcPr>
@@ -2813,13 +2889,13 @@
               <w:rPr>
                 <w:sz w:val="14"/>
               </w:rPr>
-              <w:t>8079.655</w:t>
-            </w:r>
-          </w:p>
-        </w:tc>
-        <w:tc>
-          <w:tcPr>
-            <w:tcW w:type="dxa" w:w="1818"/>
+              <w:t>Not launched</w:t>
+            </w:r>
+          </w:p>
+        </w:tc>
+        <w:tc>
+          <w:tcPr>
+            <w:tcW w:type="dxa" w:w="3636"/>
             <w:vAlign w:val="center"/>
             <w:shd w:fill="EAF2F8"/>
           </w:tcPr>
@@ -2831,79 +2907,7 @@
               <w:rPr>
                 <w:sz w:val="14"/>
               </w:rPr>
-              <w:t>18234.156</w:t>
-            </w:r>
-          </w:p>
-        </w:tc>
-        <w:tc>
-          <w:tcPr>
-            <w:tcW w:type="dxa" w:w="1818"/>
-            <w:vAlign w:val="center"/>
-            <w:shd w:fill="EAF2F8"/>
-          </w:tcPr>
-          <w:p>
-            <w:pPr>
-              <w:spacing w:after="0"/>
-            </w:pPr>
-            <w:r>
-              <w:rPr>
-                <w:sz w:val="14"/>
-              </w:rPr>
-              <w:t>29.179</w:t>
-            </w:r>
-          </w:p>
-        </w:tc>
-        <w:tc>
-          <w:tcPr>
-            <w:tcW w:type="dxa" w:w="1818"/>
-            <w:vAlign w:val="center"/>
-            <w:shd w:fill="EAF2F8"/>
-          </w:tcPr>
-          <w:p>
-            <w:pPr>
-              <w:spacing w:after="0"/>
-            </w:pPr>
-            <w:r>
-              <w:rPr>
-                <w:sz w:val="14"/>
-              </w:rPr>
-              <w:t>666.685</w:t>
-            </w:r>
-          </w:p>
-        </w:tc>
-        <w:tc>
-          <w:tcPr>
-            <w:tcW w:type="dxa" w:w="1818"/>
-            <w:vAlign w:val="center"/>
-            <w:shd w:fill="EAF2F8"/>
-          </w:tcPr>
-          <w:p>
-            <w:pPr>
-              <w:spacing w:after="0"/>
-            </w:pPr>
-            <w:r>
-              <w:rPr>
-                <w:sz w:val="14"/>
-              </w:rPr>
-              <w:t>1.5</w:t>
-            </w:r>
-          </w:p>
-        </w:tc>
-        <w:tc>
-          <w:tcPr>
-            <w:tcW w:type="dxa" w:w="1818"/>
-            <w:vAlign w:val="center"/>
-            <w:shd w:fill="EAF2F8"/>
-          </w:tcPr>
-          <w:p>
-            <w:pPr>
-              <w:spacing w:after="0"/>
-            </w:pPr>
-            <w:r>
-              <w:rPr>
-                <w:sz w:val="14"/>
-              </w:rPr>
-              <w:t>19576.744</w:t>
+              <w:t>Follow-on route stopped at the terminal laptop checkpoint.</w:t>
             </w:r>
           </w:p>
         </w:tc>
@@ -2914,7 +2918,7 @@
         </w:trPr>
         <w:tc>
           <w:tcPr>
-            <w:tcW w:type="dxa" w:w="1818"/>
+            <w:tcW w:type="dxa" w:w="3636"/>
             <w:vAlign w:val="center"/>
           </w:tcPr>
           <w:p>
@@ -2925,13 +2929,13 @@
               <w:rPr>
                 <w:sz w:val="14"/>
               </w:rPr>
-              <w:t>OV-TQ-14</w:t>
-            </w:r>
-          </w:p>
-        </w:tc>
-        <w:tc>
-          <w:tcPr>
-            <w:tcW w:type="dxa" w:w="1818"/>
+              <w:t>OV-TQ-22</w:t>
+            </w:r>
+          </w:p>
+        </w:tc>
+        <w:tc>
+          <w:tcPr>
+            <w:tcW w:type="dxa" w:w="3636"/>
             <w:vAlign w:val="center"/>
           </w:tcPr>
           <w:p>
@@ -2942,13 +2946,13 @@
               <w:rPr>
                 <w:sz w:val="14"/>
               </w:rPr>
-              <w:t>2048</w:t>
-            </w:r>
-          </w:p>
-        </w:tc>
-        <w:tc>
-          <w:tcPr>
-            <w:tcW w:type="dxa" w:w="1818"/>
+              <w:t>TBQ3</w:t>
+            </w:r>
+          </w:p>
+        </w:tc>
+        <w:tc>
+          <w:tcPr>
+            <w:tcW w:type="dxa" w:w="3636"/>
             <w:vAlign w:val="center"/>
           </w:tcPr>
           <w:p>
@@ -2959,13 +2963,13 @@
               <w:rPr>
                 <w:sz w:val="14"/>
               </w:rPr>
-              <w:t>8209.418</w:t>
-            </w:r>
-          </w:p>
-        </w:tc>
-        <w:tc>
-          <w:tcPr>
-            <w:tcW w:type="dxa" w:w="1818"/>
+              <w:t>Not launched</w:t>
+            </w:r>
+          </w:p>
+        </w:tc>
+        <w:tc>
+          <w:tcPr>
+            <w:tcW w:type="dxa" w:w="3636"/>
             <w:vAlign w:val="center"/>
           </w:tcPr>
           <w:p>
@@ -2976,75 +2980,7 @@
               <w:rPr>
                 <w:sz w:val="14"/>
               </w:rPr>
-              <w:t>83969.485</w:t>
-            </w:r>
-          </w:p>
-        </w:tc>
-        <w:tc>
-          <w:tcPr>
-            <w:tcW w:type="dxa" w:w="1818"/>
-            <w:vAlign w:val="center"/>
-          </w:tcPr>
-          <w:p>
-            <w:pPr>
-              <w:spacing w:after="0"/>
-            </w:pPr>
-            <w:r>
-              <w:rPr>
-                <w:sz w:val="14"/>
-              </w:rPr>
-              <w:t>25.66</w:t>
-            </w:r>
-          </w:p>
-        </w:tc>
-        <w:tc>
-          <w:tcPr>
-            <w:tcW w:type="dxa" w:w="1818"/>
-            <w:vAlign w:val="center"/>
-          </w:tcPr>
-          <w:p>
-            <w:pPr>
-              <w:spacing w:after="0"/>
-            </w:pPr>
-            <w:r>
-              <w:rPr>
-                <w:sz w:val="14"/>
-              </w:rPr>
-              <w:t>2048.262</w:t>
-            </w:r>
-          </w:p>
-        </w:tc>
-        <w:tc>
-          <w:tcPr>
-            <w:tcW w:type="dxa" w:w="1818"/>
-            <w:vAlign w:val="center"/>
-          </w:tcPr>
-          <w:p>
-            <w:pPr>
-              <w:spacing w:after="0"/>
-            </w:pPr>
-            <w:r>
-              <w:rPr>
-                <w:sz w:val="14"/>
-              </w:rPr>
-              <w:t>0.488</w:t>
-            </w:r>
-          </w:p>
-        </w:tc>
-        <w:tc>
-          <w:tcPr>
-            <w:tcW w:type="dxa" w:w="1818"/>
-            <w:vAlign w:val="center"/>
-          </w:tcPr>
-          <w:p>
-            <w:pPr>
-              <w:spacing w:after="0"/>
-            </w:pPr>
-            <w:r>
-              <w:rPr>
-                <w:sz w:val="14"/>
-              </w:rPr>
-              <w:t>86068.419</w:t>
+              <w:t>Follow-on route stopped at the terminal laptop checkpoint.</w:t>
             </w:r>
           </w:p>
         </w:tc>
@@ -3057,13 +2993,26 @@
     </w:p>
     <w:p>
       <w:pPr>
+        <w:pStyle w:val="Heading1"/>
+      </w:pPr>
+      <w:r>
+        <w:t>6. U4, U8 and FP16 STANDARD deployment comparison</w:t>
+      </w:r>
+    </w:p>
+    <w:p>
+      <w:pPr>
         <w:spacing w:after="60"/>
       </w:pPr>
       <w:r>
-        <w:rPr>
-          <w:b/>
-        </w:rPr>
-        <w:t>Memory metrics — aggregate medians</w:t>
+        <w:t>Only the U4 STANDARD route completed a formal measurement. The absence of a</w:t>
+      </w:r>
+    </w:p>
+    <w:p>
+      <w:pPr>
+        <w:spacing w:after="60"/>
+      </w:pPr>
+      <w:r>
+        <w:t>shared completed context prevents a direct weight-format comparison.</w:t>
       </w:r>
     </w:p>
     <w:tbl>
@@ -3074,13 +3023,11 @@
         <w:tblLook w:firstColumn="1" w:firstRow="1" w:lastColumn="0" w:lastRow="0" w:noHBand="0" w:noVBand="1" w:val="04A0"/>
       </w:tblPr>
       <w:tblGrid>
-        <w:gridCol w:w="2078"/>
-        <w:gridCol w:w="2078"/>
-        <w:gridCol w:w="2078"/>
-        <w:gridCol w:w="2078"/>
-        <w:gridCol w:w="2078"/>
-        <w:gridCol w:w="2078"/>
-        <w:gridCol w:w="2078"/>
+        <w:gridCol w:w="2909"/>
+        <w:gridCol w:w="2909"/>
+        <w:gridCol w:w="2909"/>
+        <w:gridCol w:w="2909"/>
+        <w:gridCol w:w="2909"/>
       </w:tblGrid>
       <w:tr>
         <w:trPr>
@@ -3089,7 +3036,7 @@
         </w:trPr>
         <w:tc>
           <w:tcPr>
-            <w:tcW w:type="dxa" w:w="2078"/>
+            <w:tcW w:type="dxa" w:w="2909"/>
             <w:shd w:fill="1F4E78"/>
             <w:vAlign w:val="center"/>
           </w:tcPr>
@@ -3106,7 +3053,7 @@
         </w:tc>
         <w:tc>
           <w:tcPr>
-            <w:tcW w:type="dxa" w:w="2078"/>
+            <w:tcW w:type="dxa" w:w="2909"/>
             <w:shd w:fill="1F4E78"/>
             <w:vAlign w:val="center"/>
           </w:tcPr>
@@ -3117,13 +3064,13 @@
                 <w:color w:val="FFFFFF"/>
                 <w:sz w:val="14"/>
               </w:rPr>
-              <w:t>Context</w:t>
-            </w:r>
-          </w:p>
-        </w:tc>
-        <w:tc>
-          <w:tcPr>
-            <w:tcW w:type="dxa" w:w="2078"/>
+              <w:t>Weight route</w:t>
+            </w:r>
+          </w:p>
+        </w:tc>
+        <w:tc>
+          <w:tcPr>
+            <w:tcW w:type="dxa" w:w="2909"/>
             <w:shd w:fill="1F4E78"/>
             <w:vAlign w:val="center"/>
           </w:tcPr>
@@ -3134,13 +3081,13 @@
                 <w:color w:val="FFFFFF"/>
                 <w:sz w:val="14"/>
               </w:rPr>
-              <w:t>Peak WS MiB</w:t>
-            </w:r>
-          </w:p>
-        </w:tc>
-        <w:tc>
-          <w:tcPr>
-            <w:tcW w:type="dxa" w:w="2078"/>
+              <w:t>Context</w:t>
+            </w:r>
+          </w:p>
+        </w:tc>
+        <w:tc>
+          <w:tcPr>
+            <w:tcW w:type="dxa" w:w="2909"/>
             <w:shd w:fill="1F4E78"/>
             <w:vAlign w:val="center"/>
           </w:tcPr>
@@ -3151,13 +3098,13 @@
                 <w:color w:val="FFFFFF"/>
                 <w:sz w:val="14"/>
               </w:rPr>
-              <w:t>Peak private MiB</w:t>
-            </w:r>
-          </w:p>
-        </w:tc>
-        <w:tc>
-          <w:tcPr>
-            <w:tcW w:type="dxa" w:w="2078"/>
+              <w:t>Outcome</w:t>
+            </w:r>
+          </w:p>
+        </w:tc>
+        <w:tc>
+          <w:tcPr>
+            <w:tcW w:type="dxa" w:w="2909"/>
             <w:shd w:fill="1F4E78"/>
             <w:vAlign w:val="center"/>
           </w:tcPr>
@@ -3168,41 +3115,7 @@
                 <w:color w:val="FFFFFF"/>
                 <w:sz w:val="14"/>
               </w:rPr>
-              <w:t>Available RAM min MiB</w:t>
-            </w:r>
-          </w:p>
-        </w:tc>
-        <w:tc>
-          <w:tcPr>
-            <w:tcW w:type="dxa" w:w="2078"/>
-            <w:shd w:fill="1F4E78"/>
-            <w:vAlign w:val="center"/>
-          </w:tcPr>
-          <w:p>
-            <w:r>
-              <w:rPr>
-                <w:b/>
-                <w:color w:val="FFFFFF"/>
-                <w:sz w:val="14"/>
-              </w:rPr>
-              <w:t>KV MiB</w:t>
-            </w:r>
-          </w:p>
-        </w:tc>
-        <w:tc>
-          <w:tcPr>
-            <w:tcW w:type="dxa" w:w="2078"/>
-            <w:shd w:fill="1F4E78"/>
-            <w:vAlign w:val="center"/>
-          </w:tcPr>
-          <w:p>
-            <w:r>
-              <w:rPr>
-                <w:b/>
-                <w:color w:val="FFFFFF"/>
-                <w:sz w:val="14"/>
-              </w:rPr>
-              <w:t>Cleanup</w:t>
+              <w:t>Evidence boundary</w:t>
             </w:r>
           </w:p>
         </w:tc>
@@ -3213,7 +3126,7 @@
         </w:trPr>
         <w:tc>
           <w:tcPr>
-            <w:tcW w:type="dxa" w:w="2078"/>
+            <w:tcW w:type="dxa" w:w="2909"/>
             <w:vAlign w:val="center"/>
           </w:tcPr>
           <w:p>
@@ -3224,13 +3137,13 @@
               <w:rPr>
                 <w:sz w:val="14"/>
               </w:rPr>
-              <w:t>OV-TQ-13</w:t>
-            </w:r>
-          </w:p>
-        </w:tc>
-        <w:tc>
-          <w:tcPr>
-            <w:tcW w:type="dxa" w:w="2078"/>
+              <w:t>OV-11</w:t>
+            </w:r>
+          </w:p>
+        </w:tc>
+        <w:tc>
+          <w:tcPr>
+            <w:tcW w:type="dxa" w:w="2909"/>
             <w:vAlign w:val="center"/>
           </w:tcPr>
           <w:p>
@@ -3241,13 +3154,13 @@
               <w:rPr>
                 <w:sz w:val="14"/>
               </w:rPr>
-              <w:t>512</w:t>
-            </w:r>
-          </w:p>
-        </w:tc>
-        <w:tc>
-          <w:tcPr>
-            <w:tcW w:type="dxa" w:w="2078"/>
+              <w:t>U4 STANDARD</w:t>
+            </w:r>
+          </w:p>
+        </w:tc>
+        <w:tc>
+          <w:tcPr>
+            <w:tcW w:type="dxa" w:w="2909"/>
             <w:vAlign w:val="center"/>
           </w:tcPr>
           <w:p>
@@ -3258,13 +3171,13 @@
               <w:rPr>
                 <w:sz w:val="14"/>
               </w:rPr>
-              <w:t>7142.34</w:t>
-            </w:r>
-          </w:p>
-        </w:tc>
-        <w:tc>
-          <w:tcPr>
-            <w:tcW w:type="dxa" w:w="2078"/>
+              <w:t>512</w:t>
+            </w:r>
+          </w:p>
+        </w:tc>
+        <w:tc>
+          <w:tcPr>
+            <w:tcW w:type="dxa" w:w="2909"/>
             <w:vAlign w:val="center"/>
           </w:tcPr>
           <w:p>
@@ -3275,13 +3188,13 @@
               <w:rPr>
                 <w:sz w:val="14"/>
               </w:rPr>
-              <w:t>4330</w:t>
-            </w:r>
-          </w:p>
-        </w:tc>
-        <w:tc>
-          <w:tcPr>
-            <w:tcW w:type="dxa" w:w="2078"/>
+              <w:t>Passed</w:t>
+            </w:r>
+          </w:p>
+        </w:tc>
+        <w:tc>
+          <w:tcPr>
+            <w:tcW w:type="dxa" w:w="2909"/>
             <w:vAlign w:val="center"/>
           </w:tcPr>
           <w:p>
@@ -3292,41 +3205,7 @@
               <w:rPr>
                 <w:sz w:val="14"/>
               </w:rPr>
-              <w:t>3112.461</w:t>
-            </w:r>
-          </w:p>
-        </w:tc>
-        <w:tc>
-          <w:tcPr>
-            <w:tcW w:type="dxa" w:w="2078"/>
-            <w:vAlign w:val="center"/>
-          </w:tcPr>
-          <w:p>
-            <w:pPr>
-              <w:spacing w:after="0"/>
-            </w:pPr>
-            <w:r>
-              <w:rPr>
-                <w:sz w:val="14"/>
-              </w:rPr>
-              <w:t>12.573</w:t>
-            </w:r>
-          </w:p>
-        </w:tc>
-        <w:tc>
-          <w:tcPr>
-            <w:tcW w:type="dxa" w:w="2078"/>
-            <w:vAlign w:val="center"/>
-          </w:tcPr>
-          <w:p>
-            <w:pPr>
-              <w:spacing w:after="0"/>
-            </w:pPr>
-            <w:r>
-              <w:rPr>
-                <w:sz w:val="14"/>
-              </w:rPr>
-              <w:t>0</w:t>
+              <w:t>Three accepted CPU repetitions; fallback false; cleanup zero.</w:t>
             </w:r>
           </w:p>
         </w:tc>
@@ -3337,7 +3216,7 @@
         </w:trPr>
         <w:tc>
           <w:tcPr>
-            <w:tcW w:type="dxa" w:w="2078"/>
+            <w:tcW w:type="dxa" w:w="2909"/>
             <w:vAlign w:val="center"/>
             <w:shd w:fill="EAF2F8"/>
           </w:tcPr>
@@ -3349,13 +3228,13 @@
               <w:rPr>
                 <w:sz w:val="14"/>
               </w:rPr>
-              <w:t>OV-TQ-14</w:t>
-            </w:r>
-          </w:p>
-        </w:tc>
-        <w:tc>
-          <w:tcPr>
-            <w:tcW w:type="dxa" w:w="2078"/>
+              <w:t>OV-12</w:t>
+            </w:r>
+          </w:p>
+        </w:tc>
+        <w:tc>
+          <w:tcPr>
+            <w:tcW w:type="dxa" w:w="2909"/>
             <w:vAlign w:val="center"/>
             <w:shd w:fill="EAF2F8"/>
           </w:tcPr>
@@ -3367,13 +3246,13 @@
               <w:rPr>
                 <w:sz w:val="14"/>
               </w:rPr>
-              <w:t>512</w:t>
-            </w:r>
-          </w:p>
-        </w:tc>
-        <w:tc>
-          <w:tcPr>
-            <w:tcW w:type="dxa" w:w="2078"/>
+              <w:t>U8 STANDARD</w:t>
+            </w:r>
+          </w:p>
+        </w:tc>
+        <w:tc>
+          <w:tcPr>
+            <w:tcW w:type="dxa" w:w="2909"/>
             <w:vAlign w:val="center"/>
             <w:shd w:fill="EAF2F8"/>
           </w:tcPr>
@@ -3385,13 +3264,13 @@
               <w:rPr>
                 <w:sz w:val="14"/>
               </w:rPr>
-              <w:t>7137.219</w:t>
-            </w:r>
-          </w:p>
-        </w:tc>
-        <w:tc>
-          <w:tcPr>
-            <w:tcW w:type="dxa" w:w="2078"/>
+              <w:t>512</w:t>
+            </w:r>
+          </w:p>
+        </w:tc>
+        <w:tc>
+          <w:tcPr>
+            <w:tcW w:type="dxa" w:w="2909"/>
             <w:vAlign w:val="center"/>
             <w:shd w:fill="EAF2F8"/>
           </w:tcPr>
@@ -3403,13 +3282,13 @@
               <w:rPr>
                 <w:sz w:val="14"/>
               </w:rPr>
-              <w:t>4323.207</w:t>
-            </w:r>
-          </w:p>
-        </w:tc>
-        <w:tc>
-          <w:tcPr>
-            <w:tcW w:type="dxa" w:w="2078"/>
+              <w:t>Not launched</w:t>
+            </w:r>
+          </w:p>
+        </w:tc>
+        <w:tc>
+          <w:tcPr>
+            <w:tcW w:type="dxa" w:w="2909"/>
             <w:vAlign w:val="center"/>
             <w:shd w:fill="EAF2F8"/>
           </w:tcPr>
@@ -3421,43 +3300,7 @@
               <w:rPr>
                 <w:sz w:val="14"/>
               </w:rPr>
-              <w:t>3025.695</w:t>
-            </w:r>
-          </w:p>
-        </w:tc>
-        <w:tc>
-          <w:tcPr>
-            <w:tcW w:type="dxa" w:w="2078"/>
-            <w:vAlign w:val="center"/>
-            <w:shd w:fill="EAF2F8"/>
-          </w:tcPr>
-          <w:p>
-            <w:pPr>
-              <w:spacing w:after="0"/>
-            </w:pPr>
-            <w:r>
-              <w:rPr>
-                <w:sz w:val="14"/>
-              </w:rPr>
-              <w:t>10.059</w:t>
-            </w:r>
-          </w:p>
-        </w:tc>
-        <w:tc>
-          <w:tcPr>
-            <w:tcW w:type="dxa" w:w="2078"/>
-            <w:vAlign w:val="center"/>
-            <w:shd w:fill="EAF2F8"/>
-          </w:tcPr>
-          <w:p>
-            <w:pPr>
-              <w:spacing w:after="0"/>
-            </w:pPr>
-            <w:r>
-              <w:rPr>
-                <w:sz w:val="14"/>
-              </w:rPr>
-              <w:t>0</w:t>
+              <w:t>Campaign closed before this route.</w:t>
             </w:r>
           </w:p>
         </w:tc>
@@ -3468,7 +3311,7 @@
         </w:trPr>
         <w:tc>
           <w:tcPr>
-            <w:tcW w:type="dxa" w:w="2078"/>
+            <w:tcW w:type="dxa" w:w="2909"/>
             <w:vAlign w:val="center"/>
           </w:tcPr>
           <w:p>
@@ -3479,13 +3322,13 @@
               <w:rPr>
                 <w:sz w:val="14"/>
               </w:rPr>
-              <w:t>OV-TQ-14</w:t>
-            </w:r>
-          </w:p>
-        </w:tc>
-        <w:tc>
-          <w:tcPr>
-            <w:tcW w:type="dxa" w:w="2078"/>
+              <w:t>OV-13</w:t>
+            </w:r>
+          </w:p>
+        </w:tc>
+        <w:tc>
+          <w:tcPr>
+            <w:tcW w:type="dxa" w:w="2909"/>
             <w:vAlign w:val="center"/>
           </w:tcPr>
           <w:p>
@@ -3496,13 +3339,13 @@
               <w:rPr>
                 <w:sz w:val="14"/>
               </w:rPr>
-              <w:t>2048</w:t>
-            </w:r>
-          </w:p>
-        </w:tc>
-        <w:tc>
-          <w:tcPr>
-            <w:tcW w:type="dxa" w:w="2078"/>
+              <w:t>FP16 STANDARD</w:t>
+            </w:r>
+          </w:p>
+        </w:tc>
+        <w:tc>
+          <w:tcPr>
+            <w:tcW w:type="dxa" w:w="2909"/>
             <w:vAlign w:val="center"/>
           </w:tcPr>
           <w:p>
@@ -3513,13 +3356,13 @@
               <w:rPr>
                 <w:sz w:val="14"/>
               </w:rPr>
-              <w:t>8286.062</w:t>
-            </w:r>
-          </w:p>
-        </w:tc>
-        <w:tc>
-          <w:tcPr>
-            <w:tcW w:type="dxa" w:w="2078"/>
+              <w:t>512</w:t>
+            </w:r>
+          </w:p>
+        </w:tc>
+        <w:tc>
+          <w:tcPr>
+            <w:tcW w:type="dxa" w:w="2909"/>
             <w:vAlign w:val="center"/>
           </w:tcPr>
           <w:p>
@@ -3530,13 +3373,13 @@
               <w:rPr>
                 <w:sz w:val="14"/>
               </w:rPr>
-              <w:t>5463.633</w:t>
-            </w:r>
-          </w:p>
-        </w:tc>
-        <w:tc>
-          <w:tcPr>
-            <w:tcW w:type="dxa" w:w="2078"/>
+              <w:t>Artefact boundary</w:t>
+            </w:r>
+          </w:p>
+        </w:tc>
+        <w:tc>
+          <w:tcPr>
+            <w:tcW w:type="dxa" w:w="2909"/>
             <w:vAlign w:val="center"/>
           </w:tcPr>
           <w:p>
@@ -3547,41 +3390,7 @@
               <w:rPr>
                 <w:sz w:val="14"/>
               </w:rPr>
-              <w:t>2153.18</w:t>
-            </w:r>
-          </w:p>
-        </w:tc>
-        <w:tc>
-          <w:tcPr>
-            <w:tcW w:type="dxa" w:w="2078"/>
-            <w:vAlign w:val="center"/>
-          </w:tcPr>
-          <w:p>
-            <w:pPr>
-              <w:spacing w:after="0"/>
-            </w:pPr>
-            <w:r>
-              <w:rPr>
-                <w:sz w:val="14"/>
-              </w:rPr>
-              <w:t>40.059</w:t>
-            </w:r>
-          </w:p>
-        </w:tc>
-        <w:tc>
-          <w:tcPr>
-            <w:tcW w:type="dxa" w:w="2078"/>
-            <w:vAlign w:val="center"/>
-          </w:tcPr>
-          <w:p>
-            <w:pPr>
-              <w:spacing w:after="0"/>
-            </w:pPr>
-            <w:r>
-              <w:rPr>
-                <w:sz w:val="14"/>
-              </w:rPr>
-              <w:t>0</w:t>
+              <w:t>No validated FP16 artefact was admitted.</w:t>
             </w:r>
           </w:p>
         </w:tc>
@@ -3594,13 +3403,34 @@
     </w:p>
     <w:p>
       <w:pPr>
+        <w:pStyle w:val="Heading1"/>
+      </w:pPr>
+      <w:r>
+        <w:t>7. Complete timing results</w:t>
+      </w:r>
+    </w:p>
+    <w:p>
+      <w:pPr>
         <w:spacing w:after="60"/>
       </w:pPr>
       <w:r>
-        <w:rPr>
-          <w:b/>
-        </w:rPr>
-        <w:t>CPU/GPU utilisation — aggregate summary</w:t>
+        <w:t>The first row is the v1.9 STANDARD control. The remaining rows retain the</w:t>
+      </w:r>
+    </w:p>
+    <w:p>
+      <w:pPr>
+        <w:spacing w:after="60"/>
+      </w:pPr>
+      <w:r>
+        <w:t>earlier v1.8 governed TurboQuant measurements for historical continuity; they</w:t>
+      </w:r>
+    </w:p>
+    <w:p>
+      <w:pPr>
+        <w:spacing w:after="60"/>
+      </w:pPr>
+      <w:r>
+        <w:t>are not treated as a matched adaptive comparison.</w:t>
       </w:r>
     </w:p>
     <w:tbl>
@@ -3639,7 +3469,7 @@
                 <w:color w:val="FFFFFF"/>
                 <w:sz w:val="14"/>
               </w:rPr>
-              <w:t>Test ID</w:t>
+              <w:t>Evidence stage</w:t>
             </w:r>
           </w:p>
         </w:tc>
@@ -3656,7 +3486,7 @@
                 <w:color w:val="FFFFFF"/>
                 <w:sz w:val="14"/>
               </w:rPr>
-              <w:t>Context</w:t>
+              <w:t>Test ID</w:t>
             </w:r>
           </w:p>
         </w:tc>
@@ -3673,7 +3503,7 @@
                 <w:color w:val="FFFFFF"/>
                 <w:sz w:val="14"/>
               </w:rPr>
-              <w:t>CPU mean/median/peak %</w:t>
+              <w:t>Context</w:t>
             </w:r>
           </w:p>
         </w:tc>
@@ -3690,7 +3520,7 @@
                 <w:color w:val="FFFFFF"/>
                 <w:sz w:val="14"/>
               </w:rPr>
-              <w:t>GPU mean/median/peak %</w:t>
+              <w:t>Load ms</w:t>
             </w:r>
           </w:p>
         </w:tc>
@@ -3707,7 +3537,7 @@
                 <w:color w:val="FFFFFF"/>
                 <w:sz w:val="14"/>
               </w:rPr>
-              <w:t>CPU samples</w:t>
+              <w:t>TTFT ms</w:t>
             </w:r>
           </w:p>
         </w:tc>
@@ -3724,7 +3554,7 @@
                 <w:color w:val="FFFFFF"/>
                 <w:sz w:val="14"/>
               </w:rPr>
-              <w:t>GPU samples</w:t>
+              <w:t>Prompt tok/s</w:t>
             </w:r>
           </w:p>
         </w:tc>
@@ -3741,7 +3571,7 @@
                 <w:color w:val="FFFFFF"/>
                 <w:sz w:val="14"/>
               </w:rPr>
-              <w:t>Accepted runs</w:t>
+              <w:t>TPOT ms</w:t>
             </w:r>
           </w:p>
         </w:tc>
@@ -3758,7 +3588,7 @@
                 <w:color w:val="FFFFFF"/>
                 <w:sz w:val="14"/>
               </w:rPr>
-              <w:t>Fallback count</w:t>
+              <w:t>Decode tok/s</w:t>
             </w:r>
           </w:p>
         </w:tc>
@@ -3775,7 +3605,7 @@
                 <w:color w:val="FFFFFF"/>
                 <w:sz w:val="14"/>
               </w:rPr>
-              <w:t>Evidence ref</w:t>
+              <w:t>Generation ms</w:t>
             </w:r>
           </w:p>
         </w:tc>
@@ -3797,7 +3627,7 @@
               <w:rPr>
                 <w:sz w:val="14"/>
               </w:rPr>
-              <w:t>OV-TQ-13</w:t>
+              <w:t>v1.9 formal control</w:t>
             </w:r>
           </w:p>
         </w:tc>
@@ -3814,7 +3644,7 @@
               <w:rPr>
                 <w:sz w:val="14"/>
               </w:rPr>
-              <w:t>512</w:t>
+              <w:t>OV-11</w:t>
             </w:r>
           </w:p>
         </w:tc>
@@ -3831,7 +3661,7 @@
               <w:rPr>
                 <w:sz w:val="14"/>
               </w:rPr>
-              <w:t>8.483 / 8.248 / 18.296</w:t>
+              <w:t>512</w:t>
             </w:r>
           </w:p>
         </w:tc>
@@ -3848,7 +3678,7 @@
               <w:rPr>
                 <w:sz w:val="14"/>
               </w:rPr>
-              <w:t>0 / 0 / 0</w:t>
+              <w:t>4727.2827</w:t>
             </w:r>
           </w:p>
         </w:tc>
@@ -3865,7 +3695,7 @@
               <w:rPr>
                 <w:sz w:val="14"/>
               </w:rPr>
-              <w:t>348</w:t>
+              <w:t>32537.6674</w:t>
             </w:r>
           </w:p>
         </w:tc>
@@ -3882,7 +3712,7 @@
               <w:rPr>
                 <w:sz w:val="14"/>
               </w:rPr>
-              <w:t>51</w:t>
+              <w:t>15.826758</w:t>
             </w:r>
           </w:p>
         </w:tc>
@@ -3899,7 +3729,7 @@
               <w:rPr>
                 <w:sz w:val="14"/>
               </w:rPr>
-              <w:t>3</w:t>
+              <w:t>174.974472</w:t>
             </w:r>
           </w:p>
         </w:tc>
@@ -3916,7 +3746,7 @@
               <w:rPr>
                 <w:sz w:val="14"/>
               </w:rPr>
-              <w:t>0</w:t>
+              <w:t>5.715119</w:t>
             </w:r>
           </w:p>
         </w:tc>
@@ -3933,7 +3763,7 @@
               <w:rPr>
                 <w:sz w:val="14"/>
               </w:rPr>
-              <w:t>E1</w:t>
+              <w:t>33484.0263</w:t>
             </w:r>
           </w:p>
         </w:tc>
@@ -3956,7 +3786,7 @@
               <w:rPr>
                 <w:sz w:val="14"/>
               </w:rPr>
-              <w:t>OV-TQ-14</w:t>
+              <w:t>v1.8 retained measurement</w:t>
             </w:r>
           </w:p>
         </w:tc>
@@ -3974,7 +3804,7 @@
               <w:rPr>
                 <w:sz w:val="14"/>
               </w:rPr>
-              <w:t>512</w:t>
+              <w:t>OV-TQ-13</w:t>
             </w:r>
           </w:p>
         </w:tc>
@@ -3992,7 +3822,7 @@
               <w:rPr>
                 <w:sz w:val="14"/>
               </w:rPr>
-              <w:t>8.528 / 8.218 / 23.92</w:t>
+              <w:t>512</w:t>
             </w:r>
           </w:p>
         </w:tc>
@@ -4010,7 +3840,7 @@
               <w:rPr>
                 <w:sz w:val="14"/>
               </w:rPr>
-              <w:t>0 / 0 / 0</w:t>
+              <w:t>8425.953</w:t>
             </w:r>
           </w:p>
         </w:tc>
@@ -4028,7 +3858,7 @@
               <w:rPr>
                 <w:sz w:val="14"/>
               </w:rPr>
-              <w:t>344</w:t>
+              <w:t>19149.389</w:t>
             </w:r>
           </w:p>
         </w:tc>
@@ -4046,7 +3876,7 @@
               <w:rPr>
                 <w:sz w:val="14"/>
               </w:rPr>
-              <w:t>51</w:t>
+              <w:t>28.841</w:t>
             </w:r>
           </w:p>
         </w:tc>
@@ -4064,7 +3894,7 @@
               <w:rPr>
                 <w:sz w:val="14"/>
               </w:rPr>
-              <w:t>3</w:t>
+              <w:t>679.548</w:t>
             </w:r>
           </w:p>
         </w:tc>
@@ -4082,7 +3912,7 @@
               <w:rPr>
                 <w:sz w:val="14"/>
               </w:rPr>
-              <w:t>0</w:t>
+              <w:t>1.472</w:t>
             </w:r>
           </w:p>
         </w:tc>
@@ -4100,7 +3930,7 @@
               <w:rPr>
                 <w:sz w:val="14"/>
               </w:rPr>
-              <w:t>E2</w:t>
+              <w:t>19863.765</w:t>
             </w:r>
           </w:p>
         </w:tc>
@@ -4122,7 +3952,7 @@
               <w:rPr>
                 <w:sz w:val="14"/>
               </w:rPr>
-              <w:t>OV-TQ-14</w:t>
+              <w:t>v1.8 retained measurement</w:t>
             </w:r>
           </w:p>
         </w:tc>
@@ -4139,7 +3969,7 @@
               <w:rPr>
                 <w:sz w:val="14"/>
               </w:rPr>
-              <w:t>2048</w:t>
+              <w:t>OV-TQ-14</w:t>
             </w:r>
           </w:p>
         </w:tc>
@@ -4156,7 +3986,7 @@
               <w:rPr>
                 <w:sz w:val="14"/>
               </w:rPr>
-              <w:t>8.185 / 8.271 / 19.746</w:t>
+              <w:t>512</w:t>
             </w:r>
           </w:p>
         </w:tc>
@@ -4173,7 +4003,7 @@
               <w:rPr>
                 <w:sz w:val="14"/>
               </w:rPr>
-              <w:t>0 / 0 / 0</w:t>
+              <w:t>8079.655</w:t>
             </w:r>
           </w:p>
         </w:tc>
@@ -4190,7 +4020,7 @@
               <w:rPr>
                 <w:sz w:val="14"/>
               </w:rPr>
-              <w:t>1142</w:t>
+              <w:t>18234.156</w:t>
             </w:r>
           </w:p>
         </w:tc>
@@ -4207,7 +4037,7 @@
               <w:rPr>
                 <w:sz w:val="14"/>
               </w:rPr>
-              <w:t>165</w:t>
+              <w:t>29.179</w:t>
             </w:r>
           </w:p>
         </w:tc>
@@ -4224,7 +4054,7 @@
               <w:rPr>
                 <w:sz w:val="14"/>
               </w:rPr>
-              <w:t>3</w:t>
+              <w:t>666.685</w:t>
             </w:r>
           </w:p>
         </w:tc>
@@ -4241,7 +4071,7 @@
               <w:rPr>
                 <w:sz w:val="14"/>
               </w:rPr>
-              <w:t>0</w:t>
+              <w:t>1.5</w:t>
             </w:r>
           </w:p>
         </w:tc>
@@ -4258,7 +4088,174 @@
               <w:rPr>
                 <w:sz w:val="14"/>
               </w:rPr>
-              <w:t>E3</w:t>
+              <w:t>19576.744</w:t>
+            </w:r>
+          </w:p>
+        </w:tc>
+      </w:tr>
+      <w:tr>
+        <w:trPr>
+          <w:cantSplit/>
+        </w:trPr>
+        <w:tc>
+          <w:tcPr>
+            <w:tcW w:type="dxa" w:w="1616"/>
+            <w:vAlign w:val="center"/>
+            <w:shd w:fill="EAF2F8"/>
+          </w:tcPr>
+          <w:p>
+            <w:pPr>
+              <w:spacing w:after="0"/>
+            </w:pPr>
+            <w:r>
+              <w:rPr>
+                <w:sz w:val="14"/>
+              </w:rPr>
+              <w:t>v1.8 retained measurement</w:t>
+            </w:r>
+          </w:p>
+        </w:tc>
+        <w:tc>
+          <w:tcPr>
+            <w:tcW w:type="dxa" w:w="1616"/>
+            <w:vAlign w:val="center"/>
+            <w:shd w:fill="EAF2F8"/>
+          </w:tcPr>
+          <w:p>
+            <w:pPr>
+              <w:spacing w:after="0"/>
+            </w:pPr>
+            <w:r>
+              <w:rPr>
+                <w:sz w:val="14"/>
+              </w:rPr>
+              <w:t>OV-TQ-14</w:t>
+            </w:r>
+          </w:p>
+        </w:tc>
+        <w:tc>
+          <w:tcPr>
+            <w:tcW w:type="dxa" w:w="1616"/>
+            <w:vAlign w:val="center"/>
+            <w:shd w:fill="EAF2F8"/>
+          </w:tcPr>
+          <w:p>
+            <w:pPr>
+              <w:spacing w:after="0"/>
+            </w:pPr>
+            <w:r>
+              <w:rPr>
+                <w:sz w:val="14"/>
+              </w:rPr>
+              <w:t>2048</w:t>
+            </w:r>
+          </w:p>
+        </w:tc>
+        <w:tc>
+          <w:tcPr>
+            <w:tcW w:type="dxa" w:w="1616"/>
+            <w:vAlign w:val="center"/>
+            <w:shd w:fill="EAF2F8"/>
+          </w:tcPr>
+          <w:p>
+            <w:pPr>
+              <w:spacing w:after="0"/>
+            </w:pPr>
+            <w:r>
+              <w:rPr>
+                <w:sz w:val="14"/>
+              </w:rPr>
+              <w:t>8209.418</w:t>
+            </w:r>
+          </w:p>
+        </w:tc>
+        <w:tc>
+          <w:tcPr>
+            <w:tcW w:type="dxa" w:w="1616"/>
+            <w:vAlign w:val="center"/>
+            <w:shd w:fill="EAF2F8"/>
+          </w:tcPr>
+          <w:p>
+            <w:pPr>
+              <w:spacing w:after="0"/>
+            </w:pPr>
+            <w:r>
+              <w:rPr>
+                <w:sz w:val="14"/>
+              </w:rPr>
+              <w:t>83969.485</w:t>
+            </w:r>
+          </w:p>
+        </w:tc>
+        <w:tc>
+          <w:tcPr>
+            <w:tcW w:type="dxa" w:w="1616"/>
+            <w:vAlign w:val="center"/>
+            <w:shd w:fill="EAF2F8"/>
+          </w:tcPr>
+          <w:p>
+            <w:pPr>
+              <w:spacing w:after="0"/>
+            </w:pPr>
+            <w:r>
+              <w:rPr>
+                <w:sz w:val="14"/>
+              </w:rPr>
+              <w:t>25.66</w:t>
+            </w:r>
+          </w:p>
+        </w:tc>
+        <w:tc>
+          <w:tcPr>
+            <w:tcW w:type="dxa" w:w="1616"/>
+            <w:vAlign w:val="center"/>
+            <w:shd w:fill="EAF2F8"/>
+          </w:tcPr>
+          <w:p>
+            <w:pPr>
+              <w:spacing w:after="0"/>
+            </w:pPr>
+            <w:r>
+              <w:rPr>
+                <w:sz w:val="14"/>
+              </w:rPr>
+              <w:t>2048.262</w:t>
+            </w:r>
+          </w:p>
+        </w:tc>
+        <w:tc>
+          <w:tcPr>
+            <w:tcW w:type="dxa" w:w="1616"/>
+            <w:vAlign w:val="center"/>
+            <w:shd w:fill="EAF2F8"/>
+          </w:tcPr>
+          <w:p>
+            <w:pPr>
+              <w:spacing w:after="0"/>
+            </w:pPr>
+            <w:r>
+              <w:rPr>
+                <w:sz w:val="14"/>
+              </w:rPr>
+              <w:t>0.488</w:t>
+            </w:r>
+          </w:p>
+        </w:tc>
+        <w:tc>
+          <w:tcPr>
+            <w:tcW w:type="dxa" w:w="1616"/>
+            <w:vAlign w:val="center"/>
+            <w:shd w:fill="EAF2F8"/>
+          </w:tcPr>
+          <w:p>
+            <w:pPr>
+              <w:spacing w:after="0"/>
+            </w:pPr>
+            <w:r>
+              <w:rPr>
+                <w:sz w:val="14"/>
+              </w:rPr>
+              <w:t>86068.419</w:t>
             </w:r>
           </w:p>
         </w:tc>
@@ -4274,137 +4271,7 @@
         <w:pStyle w:val="Heading1"/>
       </w:pPr>
       <w:r>
-        <w:t>6. Tests that did not complete</w:t>
-      </w:r>
-    </w:p>
-    <w:p>
-      <w:pPr>
-        <w:pStyle w:val="ListBullet"/>
-        <w:spacing w:after="60"/>
-      </w:pPr>
-      <w:r>
-        <w:rPr>
-          <w:b/>
-        </w:rPr>
-        <w:t>Diagnostic only; no formal benchmark:</w:t>
-      </w:r>
-      <w:r>
-        <w:t xml:space="preserve"> OV-01</w:t>
-      </w:r>
-    </w:p>
-    <w:p>
-      <w:pPr>
-        <w:pStyle w:val="ListBullet"/>
-        <w:spacing w:after="60"/>
-      </w:pPr>
-      <w:r>
-        <w:rPr>
-          <w:b/>
-        </w:rPr>
-        <w:t>Missing validated FP16 artifact:</w:t>
-      </w:r>
-      <w:r>
-        <w:t xml:space="preserve"> OV-C01, OV-02</w:t>
-      </w:r>
-    </w:p>
-    <w:p>
-      <w:pPr>
-        <w:pStyle w:val="ListBullet"/>
-        <w:spacing w:after="60"/>
-      </w:pPr>
-      <w:r>
-        <w:rPr>
-          <w:b/>
-        </w:rPr>
-        <w:t>RAM safety floor reached:</w:t>
-      </w:r>
-      <w:r>
-        <w:t xml:space="preserve"> OV-B04, OV-03, OV-06, OV-TQ-03, OV-TQ-04, OV-TQ-05, OV-TQ-06, OV-TQ-07, OV-TQ-08, OV-TQ-09, OV-TQ-10, OV-TQ-11, OV-TQ-12, OV-TQ-13/2048, OV-TQ-13/4096, OV-TQ-13/8192, OV-TQ-14/4096, OV-TQ-14/8192, OV-TQ-15</w:t>
-      </w:r>
-    </w:p>
-    <w:p>
-      <w:pPr>
-        <w:pStyle w:val="ListBullet"/>
-        <w:spacing w:after="60"/>
-      </w:pPr>
-      <w:r>
-        <w:rPr>
-          <w:b/>
-        </w:rPr>
-        <w:t>Larger host required:</w:t>
-      </w:r>
-      <w:r>
-        <w:t xml:space="preserve"> OV-C04, OV-C05, OV-C06, OV-07, OV-08, OV-09, OV-10, OV-TQ-16, OV-TQ-17 (larger host required)</w:t>
-      </w:r>
-    </w:p>
-    <w:p>
-      <w:pPr>
-        <w:pStyle w:val="ListBullet"/>
-        <w:spacing w:after="60"/>
-      </w:pPr>
-      <w:r>
-        <w:rPr>
-          <w:b/>
-        </w:rPr>
-        <w:t>Strict activation proof incomplete:</w:t>
-      </w:r>
-      <w:r>
-        <w:t xml:space="preserve"> OV-B08, OV-B09, OV-B10, OV-B12, OV-TQS-01, OV-TQS-02, OV-TQS-03, OV-TQS-04</w:t>
-      </w:r>
-    </w:p>
-    <w:p>
-      <w:pPr>
-        <w:pStyle w:val="ListBullet"/>
-        <w:spacing w:after="60"/>
-      </w:pPr>
-      <w:r>
-        <w:rPr>
-          <w:b/>
-        </w:rPr>
-        <w:t>Governed quality campaign stopped at the RAM floor:</w:t>
-      </w:r>
-      <w:r>
-        <w:t xml:space="preserve"> OV-TQ-13/512, OV-TQ-14/512, OV-TQ-14/2048</w:t>
-      </w:r>
-    </w:p>
-    <w:p>
-      <w:pPr>
-        <w:pStyle w:val="Heading1"/>
-      </w:pPr>
-      <w:r>
-        <w:t>7. Quality boundary</w:t>
-      </w:r>
-    </w:p>
-    <w:p>
-      <w:pPr>
-        <w:spacing w:after="60"/>
-      </w:pPr>
-      <w:r>
-        <w:t>No governed P1-P6 quality campaign completed. The governed evidence therefore provides no numeric quality score and no winner.</w:t>
-      </w:r>
-    </w:p>
-    <w:p>
-      <w:r>
-        <w:br w:type="page"/>
-      </w:r>
-    </w:p>
-    <w:p>
-      <w:pPr>
-        <w:pStyle w:val="Heading1"/>
-      </w:pPr>
-      <w:r>
-        <w:t>8. Final decision and evidence index</w:t>
-      </w:r>
-    </w:p>
-    <w:p>
-      <w:pPr>
-        <w:spacing w:after="60"/>
-      </w:pPr>
-      <w:r>
-        <w:rPr>
-          <w:b/>
-        </w:rPr>
-        <w:t>Final decision</w:t>
+        <w:t>8. Complete memory and CPU/GPU results</w:t>
       </w:r>
     </w:p>
     <w:tbl>
@@ -4415,8 +4282,16 @@
         <w:tblLook w:firstColumn="1" w:firstRow="1" w:lastColumn="0" w:lastRow="0" w:noHBand="0" w:noVBand="1" w:val="04A0"/>
       </w:tblPr>
       <w:tblGrid>
-        <w:gridCol w:w="7272"/>
-        <w:gridCol w:w="7272"/>
+        <w:gridCol w:w="1454"/>
+        <w:gridCol w:w="1454"/>
+        <w:gridCol w:w="1454"/>
+        <w:gridCol w:w="1454"/>
+        <w:gridCol w:w="1454"/>
+        <w:gridCol w:w="1454"/>
+        <w:gridCol w:w="1454"/>
+        <w:gridCol w:w="1454"/>
+        <w:gridCol w:w="1454"/>
+        <w:gridCol w:w="1454"/>
       </w:tblGrid>
       <w:tr>
         <w:trPr>
@@ -4425,7 +4300,7 @@
         </w:trPr>
         <w:tc>
           <w:tcPr>
-            <w:tcW w:type="dxa" w:w="7272"/>
+            <w:tcW w:type="dxa" w:w="1454"/>
             <w:shd w:fill="1F4E78"/>
             <w:vAlign w:val="center"/>
           </w:tcPr>
@@ -4436,13 +4311,13 @@
                 <w:color w:val="FFFFFF"/>
                 <w:sz w:val="14"/>
               </w:rPr>
-              <w:t>Decision</w:t>
-            </w:r>
-          </w:p>
-        </w:tc>
-        <w:tc>
-          <w:tcPr>
-            <w:tcW w:type="dxa" w:w="7272"/>
+              <w:t>Evidence stage</w:t>
+            </w:r>
+          </w:p>
+        </w:tc>
+        <w:tc>
+          <w:tcPr>
+            <w:tcW w:type="dxa" w:w="1454"/>
             <w:shd w:fill="1F4E78"/>
             <w:vAlign w:val="center"/>
           </w:tcPr>
@@ -4453,7 +4328,143 @@
                 <w:color w:val="FFFFFF"/>
                 <w:sz w:val="14"/>
               </w:rPr>
-              <w:t>Controlled conclusion</w:t>
+              <w:t>Test ID</w:t>
+            </w:r>
+          </w:p>
+        </w:tc>
+        <w:tc>
+          <w:tcPr>
+            <w:tcW w:type="dxa" w:w="1454"/>
+            <w:shd w:fill="1F4E78"/>
+            <w:vAlign w:val="center"/>
+          </w:tcPr>
+          <w:p>
+            <w:r>
+              <w:rPr>
+                <w:b/>
+                <w:color w:val="FFFFFF"/>
+                <w:sz w:val="14"/>
+              </w:rPr>
+              <w:t>Context</w:t>
+            </w:r>
+          </w:p>
+        </w:tc>
+        <w:tc>
+          <w:tcPr>
+            <w:tcW w:type="dxa" w:w="1454"/>
+            <w:shd w:fill="1F4E78"/>
+            <w:vAlign w:val="center"/>
+          </w:tcPr>
+          <w:p>
+            <w:r>
+              <w:rPr>
+                <w:b/>
+                <w:color w:val="FFFFFF"/>
+                <w:sz w:val="14"/>
+              </w:rPr>
+              <w:t>Peak WS</w:t>
+            </w:r>
+          </w:p>
+        </w:tc>
+        <w:tc>
+          <w:tcPr>
+            <w:tcW w:type="dxa" w:w="1454"/>
+            <w:shd w:fill="1F4E78"/>
+            <w:vAlign w:val="center"/>
+          </w:tcPr>
+          <w:p>
+            <w:r>
+              <w:rPr>
+                <w:b/>
+                <w:color w:val="FFFFFF"/>
+                <w:sz w:val="14"/>
+              </w:rPr>
+              <w:t>Peak private</w:t>
+            </w:r>
+          </w:p>
+        </w:tc>
+        <w:tc>
+          <w:tcPr>
+            <w:tcW w:type="dxa" w:w="1454"/>
+            <w:shd w:fill="1F4E78"/>
+            <w:vAlign w:val="center"/>
+          </w:tcPr>
+          <w:p>
+            <w:r>
+              <w:rPr>
+                <w:b/>
+                <w:color w:val="FFFFFF"/>
+                <w:sz w:val="14"/>
+              </w:rPr>
+              <w:t>Minimum available RAM</w:t>
+            </w:r>
+          </w:p>
+        </w:tc>
+        <w:tc>
+          <w:tcPr>
+            <w:tcW w:type="dxa" w:w="1454"/>
+            <w:shd w:fill="1F4E78"/>
+            <w:vAlign w:val="center"/>
+          </w:tcPr>
+          <w:p>
+            <w:r>
+              <w:rPr>
+                <w:b/>
+                <w:color w:val="FFFFFF"/>
+                <w:sz w:val="14"/>
+              </w:rPr>
+              <w:t>KV allocation</w:t>
+            </w:r>
+          </w:p>
+        </w:tc>
+        <w:tc>
+          <w:tcPr>
+            <w:tcW w:type="dxa" w:w="1454"/>
+            <w:shd w:fill="1F4E78"/>
+            <w:vAlign w:val="center"/>
+          </w:tcPr>
+          <w:p>
+            <w:r>
+              <w:rPr>
+                <w:b/>
+                <w:color w:val="FFFFFF"/>
+                <w:sz w:val="14"/>
+              </w:rPr>
+              <w:t>CPU mean/peak %</w:t>
+            </w:r>
+          </w:p>
+        </w:tc>
+        <w:tc>
+          <w:tcPr>
+            <w:tcW w:type="dxa" w:w="1454"/>
+            <w:shd w:fill="1F4E78"/>
+            <w:vAlign w:val="center"/>
+          </w:tcPr>
+          <w:p>
+            <w:r>
+              <w:rPr>
+                <w:b/>
+                <w:color w:val="FFFFFF"/>
+                <w:sz w:val="14"/>
+              </w:rPr>
+              <w:t>GPU mean/peak %</w:t>
+            </w:r>
+          </w:p>
+        </w:tc>
+        <w:tc>
+          <w:tcPr>
+            <w:tcW w:type="dxa" w:w="1454"/>
+            <w:shd w:fill="1F4E78"/>
+            <w:vAlign w:val="center"/>
+          </w:tcPr>
+          <w:p>
+            <w:r>
+              <w:rPr>
+                <w:b/>
+                <w:color w:val="FFFFFF"/>
+                <w:sz w:val="14"/>
+              </w:rPr>
+              <w:t>Cleanup</w:t>
             </w:r>
           </w:p>
         </w:tc>
@@ -4464,7 +4475,7 @@
         </w:trPr>
         <w:tc>
           <w:tcPr>
-            <w:tcW w:type="dxa" w:w="7272"/>
+            <w:tcW w:type="dxa" w:w="1454"/>
             <w:vAlign w:val="center"/>
           </w:tcPr>
           <w:p>
@@ -4475,13 +4486,13 @@
               <w:rPr>
                 <w:sz w:val="14"/>
               </w:rPr>
-              <w:t>Proven runtime scope</w:t>
-            </w:r>
-          </w:p>
-        </w:tc>
-        <w:tc>
-          <w:tcPr>
-            <w:tcW w:type="dxa" w:w="7272"/>
+              <w:t>v1.9 formal control</w:t>
+            </w:r>
+          </w:p>
+        </w:tc>
+        <w:tc>
+          <w:tcPr>
+            <w:tcW w:type="dxa" w:w="1454"/>
             <w:vAlign w:val="center"/>
           </w:tcPr>
           <w:p>
@@ -4492,7 +4503,143 @@
               <w:rPr>
                 <w:sz w:val="14"/>
               </w:rPr>
-              <w:t>Exactly OV-TQ-13/512, OV-TQ-14/512, and OV-TQ-14/2048 are accepted formal runtime measurements.</w:t>
+              <w:t>OV-11</w:t>
+            </w:r>
+          </w:p>
+        </w:tc>
+        <w:tc>
+          <w:tcPr>
+            <w:tcW w:type="dxa" w:w="1454"/>
+            <w:vAlign w:val="center"/>
+          </w:tcPr>
+          <w:p>
+            <w:pPr>
+              <w:spacing w:after="0"/>
+            </w:pPr>
+            <w:r>
+              <w:rPr>
+                <w:sz w:val="14"/>
+              </w:rPr>
+              <w:t>512</w:t>
+            </w:r>
+          </w:p>
+        </w:tc>
+        <w:tc>
+          <w:tcPr>
+            <w:tcW w:type="dxa" w:w="1454"/>
+            <w:vAlign w:val="center"/>
+          </w:tcPr>
+          <w:p>
+            <w:pPr>
+              <w:spacing w:after="0"/>
+            </w:pPr>
+            <w:r>
+              <w:rPr>
+                <w:sz w:val="14"/>
+              </w:rPr>
+              <w:t>4325171200 bytes</w:t>
+            </w:r>
+          </w:p>
+        </w:tc>
+        <w:tc>
+          <w:tcPr>
+            <w:tcW w:type="dxa" w:w="1454"/>
+            <w:vAlign w:val="center"/>
+          </w:tcPr>
+          <w:p>
+            <w:pPr>
+              <w:spacing w:after="0"/>
+            </w:pPr>
+            <w:r>
+              <w:rPr>
+                <w:sz w:val="14"/>
+              </w:rPr>
+              <w:t>2905325568 bytes</w:t>
+            </w:r>
+          </w:p>
+        </w:tc>
+        <w:tc>
+          <w:tcPr>
+            <w:tcW w:type="dxa" w:w="1454"/>
+            <w:vAlign w:val="center"/>
+          </w:tcPr>
+          <w:p>
+            <w:pPr>
+              <w:spacing w:after="0"/>
+            </w:pPr>
+            <w:r>
+              <w:rPr>
+                <w:sz w:val="14"/>
+              </w:rPr>
+              <w:t>4278976512 bytes</w:t>
+            </w:r>
+          </w:p>
+        </w:tc>
+        <w:tc>
+          <w:tcPr>
+            <w:tcW w:type="dxa" w:w="1454"/>
+            <w:vAlign w:val="center"/>
+          </w:tcPr>
+          <w:p>
+            <w:pPr>
+              <w:spacing w:after="0"/>
+            </w:pPr>
+            <w:r>
+              <w:rPr>
+                <w:sz w:val="14"/>
+              </w:rPr>
+              <w:t>84377600 bytes</w:t>
+            </w:r>
+          </w:p>
+        </w:tc>
+        <w:tc>
+          <w:tcPr>
+            <w:tcW w:type="dxa" w:w="1454"/>
+            <w:vAlign w:val="center"/>
+          </w:tcPr>
+          <w:p>
+            <w:pPr>
+              <w:spacing w:after="0"/>
+            </w:pPr>
+            <w:r>
+              <w:rPr>
+                <w:sz w:val="14"/>
+              </w:rPr>
+              <w:t>9.107368 / 68.450225</w:t>
+            </w:r>
+          </w:p>
+        </w:tc>
+        <w:tc>
+          <w:tcPr>
+            <w:tcW w:type="dxa" w:w="1454"/>
+            <w:vAlign w:val="center"/>
+          </w:tcPr>
+          <w:p>
+            <w:pPr>
+              <w:spacing w:after="0"/>
+            </w:pPr>
+            <w:r>
+              <w:rPr>
+                <w:sz w:val="14"/>
+              </w:rPr>
+              <w:t>0 / 0</w:t>
+            </w:r>
+          </w:p>
+        </w:tc>
+        <w:tc>
+          <w:tcPr>
+            <w:tcW w:type="dxa" w:w="1454"/>
+            <w:vAlign w:val="center"/>
+          </w:tcPr>
+          <w:p>
+            <w:pPr>
+              <w:spacing w:after="0"/>
+            </w:pPr>
+            <w:r>
+              <w:rPr>
+                <w:sz w:val="14"/>
+              </w:rPr>
+              <w:t>0 residual processes</w:t>
             </w:r>
           </w:p>
         </w:tc>
@@ -4503,7 +4650,7 @@
         </w:trPr>
         <w:tc>
           <w:tcPr>
-            <w:tcW w:type="dxa" w:w="7272"/>
+            <w:tcW w:type="dxa" w:w="1454"/>
             <w:vAlign w:val="center"/>
             <w:shd w:fill="EAF2F8"/>
           </w:tcPr>
@@ -4515,13 +4662,13 @@
               <w:rPr>
                 <w:sz w:val="14"/>
               </w:rPr>
-              <w:t>Best observed runtime facts</w:t>
-            </w:r>
-          </w:p>
-        </w:tc>
-        <w:tc>
-          <w:tcPr>
-            <w:tcW w:type="dxa" w:w="7272"/>
+              <w:t>v1.8 retained measurement</w:t>
+            </w:r>
+          </w:p>
+        </w:tc>
+        <w:tc>
+          <w:tcPr>
+            <w:tcW w:type="dxa" w:w="1454"/>
             <w:vAlign w:val="center"/>
             <w:shd w:fill="EAF2F8"/>
           </w:tcPr>
@@ -4533,7 +4680,151 @@
               <w:rPr>
                 <w:sz w:val="14"/>
               </w:rPr>
-              <w:t>The observed runtime facts are: lowest median load 8079.655 ms (OV-TQ-14/512); lowest median TTFT 18234.156 ms (OV-TQ-14/512); highest median decode throughput 1.5 tok/s (OV-TQ-14/512). These are runtime observations; no winner is declared from quality evidence.</w:t>
+              <w:t>OV-TQ-13</w:t>
+            </w:r>
+          </w:p>
+        </w:tc>
+        <w:tc>
+          <w:tcPr>
+            <w:tcW w:type="dxa" w:w="1454"/>
+            <w:vAlign w:val="center"/>
+            <w:shd w:fill="EAF2F8"/>
+          </w:tcPr>
+          <w:p>
+            <w:pPr>
+              <w:spacing w:after="0"/>
+            </w:pPr>
+            <w:r>
+              <w:rPr>
+                <w:sz w:val="14"/>
+              </w:rPr>
+              <w:t>512</w:t>
+            </w:r>
+          </w:p>
+        </w:tc>
+        <w:tc>
+          <w:tcPr>
+            <w:tcW w:type="dxa" w:w="1454"/>
+            <w:vAlign w:val="center"/>
+            <w:shd w:fill="EAF2F8"/>
+          </w:tcPr>
+          <w:p>
+            <w:pPr>
+              <w:spacing w:after="0"/>
+            </w:pPr>
+            <w:r>
+              <w:rPr>
+                <w:sz w:val="14"/>
+              </w:rPr>
+              <w:t>7142.34 MiB</w:t>
+            </w:r>
+          </w:p>
+        </w:tc>
+        <w:tc>
+          <w:tcPr>
+            <w:tcW w:type="dxa" w:w="1454"/>
+            <w:vAlign w:val="center"/>
+            <w:shd w:fill="EAF2F8"/>
+          </w:tcPr>
+          <w:p>
+            <w:pPr>
+              <w:spacing w:after="0"/>
+            </w:pPr>
+            <w:r>
+              <w:rPr>
+                <w:sz w:val="14"/>
+              </w:rPr>
+              <w:t>4330 MiB</w:t>
+            </w:r>
+          </w:p>
+        </w:tc>
+        <w:tc>
+          <w:tcPr>
+            <w:tcW w:type="dxa" w:w="1454"/>
+            <w:vAlign w:val="center"/>
+            <w:shd w:fill="EAF2F8"/>
+          </w:tcPr>
+          <w:p>
+            <w:pPr>
+              <w:spacing w:after="0"/>
+            </w:pPr>
+            <w:r>
+              <w:rPr>
+                <w:sz w:val="14"/>
+              </w:rPr>
+              <w:t>3112.461 MiB</w:t>
+            </w:r>
+          </w:p>
+        </w:tc>
+        <w:tc>
+          <w:tcPr>
+            <w:tcW w:type="dxa" w:w="1454"/>
+            <w:vAlign w:val="center"/>
+            <w:shd w:fill="EAF2F8"/>
+          </w:tcPr>
+          <w:p>
+            <w:pPr>
+              <w:spacing w:after="0"/>
+            </w:pPr>
+            <w:r>
+              <w:rPr>
+                <w:sz w:val="14"/>
+              </w:rPr>
+              <w:t>12.573 MiB</w:t>
+            </w:r>
+          </w:p>
+        </w:tc>
+        <w:tc>
+          <w:tcPr>
+            <w:tcW w:type="dxa" w:w="1454"/>
+            <w:vAlign w:val="center"/>
+            <w:shd w:fill="EAF2F8"/>
+          </w:tcPr>
+          <w:p>
+            <w:pPr>
+              <w:spacing w:after="0"/>
+            </w:pPr>
+            <w:r>
+              <w:rPr>
+                <w:sz w:val="14"/>
+              </w:rPr>
+              <w:t>8.483 / 18.296</w:t>
+            </w:r>
+          </w:p>
+        </w:tc>
+        <w:tc>
+          <w:tcPr>
+            <w:tcW w:type="dxa" w:w="1454"/>
+            <w:vAlign w:val="center"/>
+            <w:shd w:fill="EAF2F8"/>
+          </w:tcPr>
+          <w:p>
+            <w:pPr>
+              <w:spacing w:after="0"/>
+            </w:pPr>
+            <w:r>
+              <w:rPr>
+                <w:sz w:val="14"/>
+              </w:rPr>
+              <w:t>0 / 0</w:t>
+            </w:r>
+          </w:p>
+        </w:tc>
+        <w:tc>
+          <w:tcPr>
+            <w:tcW w:type="dxa" w:w="1454"/>
+            <w:vAlign w:val="center"/>
+            <w:shd w:fill="EAF2F8"/>
+          </w:tcPr>
+          <w:p>
+            <w:pPr>
+              <w:spacing w:after="0"/>
+            </w:pPr>
+            <w:r>
+              <w:rPr>
+                <w:sz w:val="14"/>
+              </w:rPr>
+              <w:t>0 residual processes</w:t>
             </w:r>
           </w:p>
         </w:tc>
@@ -4544,7 +4835,7 @@
         </w:trPr>
         <w:tc>
           <w:tcPr>
-            <w:tcW w:type="dxa" w:w="7272"/>
+            <w:tcW w:type="dxa" w:w="1454"/>
             <w:vAlign w:val="center"/>
           </w:tcPr>
           <w:p>
@@ -4555,13 +4846,13 @@
               <w:rPr>
                 <w:sz w:val="14"/>
               </w:rPr>
-              <w:t>Execution boundary</w:t>
-            </w:r>
-          </w:p>
-        </w:tc>
-        <w:tc>
-          <w:tcPr>
-            <w:tcW w:type="dxa" w:w="7272"/>
+              <w:t>v1.8 retained measurement</w:t>
+            </w:r>
+          </w:p>
+        </w:tc>
+        <w:tc>
+          <w:tcPr>
+            <w:tcW w:type="dxa" w:w="1454"/>
             <w:vAlign w:val="center"/>
           </w:tcPr>
           <w:p>
@@ -4572,7 +4863,143 @@
               <w:rPr>
                 <w:sz w:val="14"/>
               </w:rPr>
-              <w:t>The accepted formal scope is CPU-only with fallback=false and cleanup verified for every row.</w:t>
+              <w:t>OV-TQ-14</w:t>
+            </w:r>
+          </w:p>
+        </w:tc>
+        <w:tc>
+          <w:tcPr>
+            <w:tcW w:type="dxa" w:w="1454"/>
+            <w:vAlign w:val="center"/>
+          </w:tcPr>
+          <w:p>
+            <w:pPr>
+              <w:spacing w:after="0"/>
+            </w:pPr>
+            <w:r>
+              <w:rPr>
+                <w:sz w:val="14"/>
+              </w:rPr>
+              <w:t>512</w:t>
+            </w:r>
+          </w:p>
+        </w:tc>
+        <w:tc>
+          <w:tcPr>
+            <w:tcW w:type="dxa" w:w="1454"/>
+            <w:vAlign w:val="center"/>
+          </w:tcPr>
+          <w:p>
+            <w:pPr>
+              <w:spacing w:after="0"/>
+            </w:pPr>
+            <w:r>
+              <w:rPr>
+                <w:sz w:val="14"/>
+              </w:rPr>
+              <w:t>7137.219 MiB</w:t>
+            </w:r>
+          </w:p>
+        </w:tc>
+        <w:tc>
+          <w:tcPr>
+            <w:tcW w:type="dxa" w:w="1454"/>
+            <w:vAlign w:val="center"/>
+          </w:tcPr>
+          <w:p>
+            <w:pPr>
+              <w:spacing w:after="0"/>
+            </w:pPr>
+            <w:r>
+              <w:rPr>
+                <w:sz w:val="14"/>
+              </w:rPr>
+              <w:t>4323.207 MiB</w:t>
+            </w:r>
+          </w:p>
+        </w:tc>
+        <w:tc>
+          <w:tcPr>
+            <w:tcW w:type="dxa" w:w="1454"/>
+            <w:vAlign w:val="center"/>
+          </w:tcPr>
+          <w:p>
+            <w:pPr>
+              <w:spacing w:after="0"/>
+            </w:pPr>
+            <w:r>
+              <w:rPr>
+                <w:sz w:val="14"/>
+              </w:rPr>
+              <w:t>3025.695 MiB</w:t>
+            </w:r>
+          </w:p>
+        </w:tc>
+        <w:tc>
+          <w:tcPr>
+            <w:tcW w:type="dxa" w:w="1454"/>
+            <w:vAlign w:val="center"/>
+          </w:tcPr>
+          <w:p>
+            <w:pPr>
+              <w:spacing w:after="0"/>
+            </w:pPr>
+            <w:r>
+              <w:rPr>
+                <w:sz w:val="14"/>
+              </w:rPr>
+              <w:t>10.059 MiB</w:t>
+            </w:r>
+          </w:p>
+        </w:tc>
+        <w:tc>
+          <w:tcPr>
+            <w:tcW w:type="dxa" w:w="1454"/>
+            <w:vAlign w:val="center"/>
+          </w:tcPr>
+          <w:p>
+            <w:pPr>
+              <w:spacing w:after="0"/>
+            </w:pPr>
+            <w:r>
+              <w:rPr>
+                <w:sz w:val="14"/>
+              </w:rPr>
+              <w:t>8.528 / 23.92</w:t>
+            </w:r>
+          </w:p>
+        </w:tc>
+        <w:tc>
+          <w:tcPr>
+            <w:tcW w:type="dxa" w:w="1454"/>
+            <w:vAlign w:val="center"/>
+          </w:tcPr>
+          <w:p>
+            <w:pPr>
+              <w:spacing w:after="0"/>
+            </w:pPr>
+            <w:r>
+              <w:rPr>
+                <w:sz w:val="14"/>
+              </w:rPr>
+              <w:t>0 / 0</w:t>
+            </w:r>
+          </w:p>
+        </w:tc>
+        <w:tc>
+          <w:tcPr>
+            <w:tcW w:type="dxa" w:w="1454"/>
+            <w:vAlign w:val="center"/>
+          </w:tcPr>
+          <w:p>
+            <w:pPr>
+              <w:spacing w:after="0"/>
+            </w:pPr>
+            <w:r>
+              <w:rPr>
+                <w:sz w:val="14"/>
+              </w:rPr>
+              <w:t>0 residual processes</w:t>
             </w:r>
           </w:p>
         </w:tc>
@@ -4583,7 +5010,7 @@
         </w:trPr>
         <w:tc>
           <w:tcPr>
-            <w:tcW w:type="dxa" w:w="7272"/>
+            <w:tcW w:type="dxa" w:w="1454"/>
             <w:vAlign w:val="center"/>
             <w:shd w:fill="EAF2F8"/>
           </w:tcPr>
@@ -4595,13 +5022,13 @@
               <w:rPr>
                 <w:sz w:val="14"/>
               </w:rPr>
-              <w:t>GPU boundary</w:t>
-            </w:r>
-          </w:p>
-        </w:tc>
-        <w:tc>
-          <w:tcPr>
-            <w:tcW w:type="dxa" w:w="7272"/>
+              <w:t>v1.8 retained measurement</w:t>
+            </w:r>
+          </w:p>
+        </w:tc>
+        <w:tc>
+          <w:tcPr>
+            <w:tcW w:type="dxa" w:w="1454"/>
             <w:vAlign w:val="center"/>
             <w:shd w:fill="EAF2F8"/>
           </w:tcPr>
@@ -4613,7 +5040,366 @@
               <w:rPr>
                 <w:sz w:val="14"/>
               </w:rPr>
-              <w:t>No accepted GPU formal measurement exists.</w:t>
+              <w:t>OV-TQ-14</w:t>
+            </w:r>
+          </w:p>
+        </w:tc>
+        <w:tc>
+          <w:tcPr>
+            <w:tcW w:type="dxa" w:w="1454"/>
+            <w:vAlign w:val="center"/>
+            <w:shd w:fill="EAF2F8"/>
+          </w:tcPr>
+          <w:p>
+            <w:pPr>
+              <w:spacing w:after="0"/>
+            </w:pPr>
+            <w:r>
+              <w:rPr>
+                <w:sz w:val="14"/>
+              </w:rPr>
+              <w:t>2048</w:t>
+            </w:r>
+          </w:p>
+        </w:tc>
+        <w:tc>
+          <w:tcPr>
+            <w:tcW w:type="dxa" w:w="1454"/>
+            <w:vAlign w:val="center"/>
+            <w:shd w:fill="EAF2F8"/>
+          </w:tcPr>
+          <w:p>
+            <w:pPr>
+              <w:spacing w:after="0"/>
+            </w:pPr>
+            <w:r>
+              <w:rPr>
+                <w:sz w:val="14"/>
+              </w:rPr>
+              <w:t>8286.062 MiB</w:t>
+            </w:r>
+          </w:p>
+        </w:tc>
+        <w:tc>
+          <w:tcPr>
+            <w:tcW w:type="dxa" w:w="1454"/>
+            <w:vAlign w:val="center"/>
+            <w:shd w:fill="EAF2F8"/>
+          </w:tcPr>
+          <w:p>
+            <w:pPr>
+              <w:spacing w:after="0"/>
+            </w:pPr>
+            <w:r>
+              <w:rPr>
+                <w:sz w:val="14"/>
+              </w:rPr>
+              <w:t>5463.633 MiB</w:t>
+            </w:r>
+          </w:p>
+        </w:tc>
+        <w:tc>
+          <w:tcPr>
+            <w:tcW w:type="dxa" w:w="1454"/>
+            <w:vAlign w:val="center"/>
+            <w:shd w:fill="EAF2F8"/>
+          </w:tcPr>
+          <w:p>
+            <w:pPr>
+              <w:spacing w:after="0"/>
+            </w:pPr>
+            <w:r>
+              <w:rPr>
+                <w:sz w:val="14"/>
+              </w:rPr>
+              <w:t>2153.18 MiB</w:t>
+            </w:r>
+          </w:p>
+        </w:tc>
+        <w:tc>
+          <w:tcPr>
+            <w:tcW w:type="dxa" w:w="1454"/>
+            <w:vAlign w:val="center"/>
+            <w:shd w:fill="EAF2F8"/>
+          </w:tcPr>
+          <w:p>
+            <w:pPr>
+              <w:spacing w:after="0"/>
+            </w:pPr>
+            <w:r>
+              <w:rPr>
+                <w:sz w:val="14"/>
+              </w:rPr>
+              <w:t>40.059 MiB</w:t>
+            </w:r>
+          </w:p>
+        </w:tc>
+        <w:tc>
+          <w:tcPr>
+            <w:tcW w:type="dxa" w:w="1454"/>
+            <w:vAlign w:val="center"/>
+            <w:shd w:fill="EAF2F8"/>
+          </w:tcPr>
+          <w:p>
+            <w:pPr>
+              <w:spacing w:after="0"/>
+            </w:pPr>
+            <w:r>
+              <w:rPr>
+                <w:sz w:val="14"/>
+              </w:rPr>
+              <w:t>8.185 / 19.746</w:t>
+            </w:r>
+          </w:p>
+        </w:tc>
+        <w:tc>
+          <w:tcPr>
+            <w:tcW w:type="dxa" w:w="1454"/>
+            <w:vAlign w:val="center"/>
+            <w:shd w:fill="EAF2F8"/>
+          </w:tcPr>
+          <w:p>
+            <w:pPr>
+              <w:spacing w:after="0"/>
+            </w:pPr>
+            <w:r>
+              <w:rPr>
+                <w:sz w:val="14"/>
+              </w:rPr>
+              <w:t>0 / 0</w:t>
+            </w:r>
+          </w:p>
+        </w:tc>
+        <w:tc>
+          <w:tcPr>
+            <w:tcW w:type="dxa" w:w="1454"/>
+            <w:vAlign w:val="center"/>
+            <w:shd w:fill="EAF2F8"/>
+          </w:tcPr>
+          <w:p>
+            <w:pPr>
+              <w:spacing w:after="0"/>
+            </w:pPr>
+            <w:r>
+              <w:rPr>
+                <w:sz w:val="14"/>
+              </w:rPr>
+              <w:t>0 residual processes</w:t>
+            </w:r>
+          </w:p>
+        </w:tc>
+      </w:tr>
+    </w:tbl>
+    <w:p>
+      <w:pPr>
+        <w:spacing w:after="40"/>
+      </w:pPr>
+    </w:p>
+    <w:p>
+      <w:pPr>
+        <w:pStyle w:val="Heading1"/>
+      </w:pPr>
+      <w:r>
+        <w:t>9. P1–P6 and aggregate quality results</w:t>
+      </w:r>
+    </w:p>
+    <w:p>
+      <w:pPr>
+        <w:spacing w:after="60"/>
+      </w:pPr>
+      <w:r>
+        <w:t>The OV-11 sequence completed P1--P4, stopped P5 when available memory reached</w:t>
+      </w:r>
+    </w:p>
+    <w:p>
+      <w:pPr>
+        <w:spacing w:after="60"/>
+      </w:pPr>
+      <w:r>
+        <w:t>1993.03125 MiB against the unchanged 2048 MiB floor, and did not launch P6.</w:t>
+      </w:r>
+    </w:p>
+    <w:p>
+      <w:pPr>
+        <w:spacing w:after="60"/>
+      </w:pPr>
+      <w:r>
+        <w:t>No governed P1--P6 sequence completed, so no aggregate score or winner exists.</w:t>
+      </w:r>
+    </w:p>
+    <w:tbl>
+      <w:tblPr>
+        <w:tblStyle w:val="TableGrid"/>
+        <w:tblW w:type="auto" w:w="0"/>
+        <w:tblLayout w:type="autofit"/>
+        <w:tblLook w:firstColumn="1" w:firstRow="1" w:lastColumn="0" w:lastRow="0" w:noHBand="0" w:noVBand="1" w:val="04A0"/>
+      </w:tblPr>
+      <w:tblGrid>
+        <w:gridCol w:w="1616"/>
+        <w:gridCol w:w="1616"/>
+        <w:gridCol w:w="1616"/>
+        <w:gridCol w:w="1616"/>
+        <w:gridCol w:w="1616"/>
+        <w:gridCol w:w="1616"/>
+        <w:gridCol w:w="1616"/>
+        <w:gridCol w:w="1616"/>
+        <w:gridCol w:w="1616"/>
+      </w:tblGrid>
+      <w:tr>
+        <w:trPr>
+          <w:cantSplit/>
+          <w:tblHeader w:val="true"/>
+        </w:trPr>
+        <w:tc>
+          <w:tcPr>
+            <w:tcW w:type="dxa" w:w="1616"/>
+            <w:shd w:fill="1F4E78"/>
+            <w:vAlign w:val="center"/>
+          </w:tcPr>
+          <w:p>
+            <w:r>
+              <w:rPr>
+                <w:b/>
+                <w:color w:val="FFFFFF"/>
+                <w:sz w:val="14"/>
+              </w:rPr>
+              <w:t>Test ID</w:t>
+            </w:r>
+          </w:p>
+        </w:tc>
+        <w:tc>
+          <w:tcPr>
+            <w:tcW w:type="dxa" w:w="1616"/>
+            <w:shd w:fill="1F4E78"/>
+            <w:vAlign w:val="center"/>
+          </w:tcPr>
+          <w:p>
+            <w:r>
+              <w:rPr>
+                <w:b/>
+                <w:color w:val="FFFFFF"/>
+                <w:sz w:val="14"/>
+              </w:rPr>
+              <w:t>Context</w:t>
+            </w:r>
+          </w:p>
+        </w:tc>
+        <w:tc>
+          <w:tcPr>
+            <w:tcW w:type="dxa" w:w="1616"/>
+            <w:shd w:fill="1F4E78"/>
+            <w:vAlign w:val="center"/>
+          </w:tcPr>
+          <w:p>
+            <w:r>
+              <w:rPr>
+                <w:b/>
+                <w:color w:val="FFFFFF"/>
+                <w:sz w:val="14"/>
+              </w:rPr>
+              <w:t>P1</w:t>
+            </w:r>
+          </w:p>
+        </w:tc>
+        <w:tc>
+          <w:tcPr>
+            <w:tcW w:type="dxa" w:w="1616"/>
+            <w:shd w:fill="1F4E78"/>
+            <w:vAlign w:val="center"/>
+          </w:tcPr>
+          <w:p>
+            <w:r>
+              <w:rPr>
+                <w:b/>
+                <w:color w:val="FFFFFF"/>
+                <w:sz w:val="14"/>
+              </w:rPr>
+              <w:t>P2</w:t>
+            </w:r>
+          </w:p>
+        </w:tc>
+        <w:tc>
+          <w:tcPr>
+            <w:tcW w:type="dxa" w:w="1616"/>
+            <w:shd w:fill="1F4E78"/>
+            <w:vAlign w:val="center"/>
+          </w:tcPr>
+          <w:p>
+            <w:r>
+              <w:rPr>
+                <w:b/>
+                <w:color w:val="FFFFFF"/>
+                <w:sz w:val="14"/>
+              </w:rPr>
+              <w:t>P3</w:t>
+            </w:r>
+          </w:p>
+        </w:tc>
+        <w:tc>
+          <w:tcPr>
+            <w:tcW w:type="dxa" w:w="1616"/>
+            <w:shd w:fill="1F4E78"/>
+            <w:vAlign w:val="center"/>
+          </w:tcPr>
+          <w:p>
+            <w:r>
+              <w:rPr>
+                <w:b/>
+                <w:color w:val="FFFFFF"/>
+                <w:sz w:val="14"/>
+              </w:rPr>
+              <w:t>P4</w:t>
+            </w:r>
+          </w:p>
+        </w:tc>
+        <w:tc>
+          <w:tcPr>
+            <w:tcW w:type="dxa" w:w="1616"/>
+            <w:shd w:fill="1F4E78"/>
+            <w:vAlign w:val="center"/>
+          </w:tcPr>
+          <w:p>
+            <w:r>
+              <w:rPr>
+                <w:b/>
+                <w:color w:val="FFFFFF"/>
+                <w:sz w:val="14"/>
+              </w:rPr>
+              <w:t>P5</w:t>
+            </w:r>
+          </w:p>
+        </w:tc>
+        <w:tc>
+          <w:tcPr>
+            <w:tcW w:type="dxa" w:w="1616"/>
+            <w:shd w:fill="1F4E78"/>
+            <w:vAlign w:val="center"/>
+          </w:tcPr>
+          <w:p>
+            <w:r>
+              <w:rPr>
+                <w:b/>
+                <w:color w:val="FFFFFF"/>
+                <w:sz w:val="14"/>
+              </w:rPr>
+              <w:t>P6</w:t>
+            </w:r>
+          </w:p>
+        </w:tc>
+        <w:tc>
+          <w:tcPr>
+            <w:tcW w:type="dxa" w:w="1616"/>
+            <w:shd w:fill="1F4E78"/>
+            <w:vAlign w:val="center"/>
+          </w:tcPr>
+          <w:p>
+            <w:r>
+              <w:rPr>
+                <w:b/>
+                <w:color w:val="FFFFFF"/>
+                <w:sz w:val="14"/>
+              </w:rPr>
+              <w:t>Aggregate</w:t>
             </w:r>
           </w:p>
         </w:tc>
@@ -4624,7 +5410,7 @@
         </w:trPr>
         <w:tc>
           <w:tcPr>
-            <w:tcW w:type="dxa" w:w="7272"/>
+            <w:tcW w:type="dxa" w:w="1616"/>
             <w:vAlign w:val="center"/>
           </w:tcPr>
           <w:p>
@@ -4635,13 +5421,13 @@
               <w:rPr>
                 <w:sz w:val="14"/>
               </w:rPr>
-              <w:t>Non-TurboQuant boundary</w:t>
-            </w:r>
-          </w:p>
-        </w:tc>
-        <w:tc>
-          <w:tcPr>
-            <w:tcW w:type="dxa" w:w="7272"/>
+              <w:t>OV-11</w:t>
+            </w:r>
+          </w:p>
+        </w:tc>
+        <w:tc>
+          <w:tcPr>
+            <w:tcW w:type="dxa" w:w="1616"/>
             <w:vAlign w:val="center"/>
           </w:tcPr>
           <w:p>
@@ -4652,7 +5438,245 @@
               <w:rPr>
                 <w:sz w:val="14"/>
               </w:rPr>
-              <w:t>No non-TurboQuant formal benchmark exists; the U4/U8 STANDARD results remain diagnostics only.</w:t>
+              <w:t>512</w:t>
+            </w:r>
+          </w:p>
+        </w:tc>
+        <w:tc>
+          <w:tcPr>
+            <w:tcW w:type="dxa" w:w="1616"/>
+            <w:vAlign w:val="center"/>
+          </w:tcPr>
+          <w:p>
+            <w:pPr>
+              <w:spacing w:after="0"/>
+            </w:pPr>
+            <w:r>
+              <w:rPr>
+                <w:sz w:val="14"/>
+              </w:rPr>
+              <w:t>Completed</w:t>
+            </w:r>
+          </w:p>
+        </w:tc>
+        <w:tc>
+          <w:tcPr>
+            <w:tcW w:type="dxa" w:w="1616"/>
+            <w:vAlign w:val="center"/>
+          </w:tcPr>
+          <w:p>
+            <w:pPr>
+              <w:spacing w:after="0"/>
+            </w:pPr>
+            <w:r>
+              <w:rPr>
+                <w:sz w:val="14"/>
+              </w:rPr>
+              <w:t>Completed</w:t>
+            </w:r>
+          </w:p>
+        </w:tc>
+        <w:tc>
+          <w:tcPr>
+            <w:tcW w:type="dxa" w:w="1616"/>
+            <w:vAlign w:val="center"/>
+          </w:tcPr>
+          <w:p>
+            <w:pPr>
+              <w:spacing w:after="0"/>
+            </w:pPr>
+            <w:r>
+              <w:rPr>
+                <w:sz w:val="14"/>
+              </w:rPr>
+              <w:t>Completed</w:t>
+            </w:r>
+          </w:p>
+        </w:tc>
+        <w:tc>
+          <w:tcPr>
+            <w:tcW w:type="dxa" w:w="1616"/>
+            <w:vAlign w:val="center"/>
+          </w:tcPr>
+          <w:p>
+            <w:pPr>
+              <w:spacing w:after="0"/>
+            </w:pPr>
+            <w:r>
+              <w:rPr>
+                <w:sz w:val="14"/>
+              </w:rPr>
+              <w:t>Completed</w:t>
+            </w:r>
+          </w:p>
+        </w:tc>
+        <w:tc>
+          <w:tcPr>
+            <w:tcW w:type="dxa" w:w="1616"/>
+            <w:vAlign w:val="center"/>
+          </w:tcPr>
+          <w:p>
+            <w:pPr>
+              <w:spacing w:after="0"/>
+            </w:pPr>
+            <w:r>
+              <w:rPr>
+                <w:sz w:val="14"/>
+              </w:rPr>
+              <w:t>RAM-floor stop</w:t>
+            </w:r>
+          </w:p>
+        </w:tc>
+        <w:tc>
+          <w:tcPr>
+            <w:tcW w:type="dxa" w:w="1616"/>
+            <w:vAlign w:val="center"/>
+          </w:tcPr>
+          <w:p>
+            <w:pPr>
+              <w:spacing w:after="0"/>
+            </w:pPr>
+            <w:r>
+              <w:rPr>
+                <w:sz w:val="14"/>
+              </w:rPr>
+              <w:t>Not run</w:t>
+            </w:r>
+          </w:p>
+        </w:tc>
+        <w:tc>
+          <w:tcPr>
+            <w:tcW w:type="dxa" w:w="1616"/>
+            <w:vAlign w:val="center"/>
+          </w:tcPr>
+          <w:p>
+            <w:pPr>
+              <w:spacing w:after="0"/>
+            </w:pPr>
+            <w:r>
+              <w:rPr>
+                <w:sz w:val="14"/>
+              </w:rPr>
+              <w:t>Withheld: incomplete sequence</w:t>
+            </w:r>
+          </w:p>
+        </w:tc>
+      </w:tr>
+    </w:tbl>
+    <w:p>
+      <w:pPr>
+        <w:spacing w:after="40"/>
+      </w:pPr>
+    </w:p>
+    <w:p>
+      <w:pPr>
+        <w:pStyle w:val="Heading1"/>
+      </w:pPr>
+      <w:r>
+        <w:t>10. Laptop runtime-capable and fully-comparable boundaries</w:t>
+      </w:r>
+    </w:p>
+    <w:tbl>
+      <w:tblPr>
+        <w:tblStyle w:val="TableGrid"/>
+        <w:tblW w:type="auto" w:w="0"/>
+        <w:tblLayout w:type="autofit"/>
+        <w:tblLook w:firstColumn="1" w:firstRow="1" w:lastColumn="0" w:lastRow="0" w:noHBand="0" w:noVBand="1" w:val="04A0"/>
+      </w:tblPr>
+      <w:tblGrid>
+        <w:gridCol w:w="2909"/>
+        <w:gridCol w:w="2909"/>
+        <w:gridCol w:w="2909"/>
+        <w:gridCol w:w="2909"/>
+        <w:gridCol w:w="2909"/>
+      </w:tblGrid>
+      <w:tr>
+        <w:trPr>
+          <w:cantSplit/>
+          <w:tblHeader w:val="true"/>
+        </w:trPr>
+        <w:tc>
+          <w:tcPr>
+            <w:tcW w:type="dxa" w:w="2909"/>
+            <w:shd w:fill="1F4E78"/>
+            <w:vAlign w:val="center"/>
+          </w:tcPr>
+          <w:p>
+            <w:r>
+              <w:rPr>
+                <w:b/>
+                <w:color w:val="FFFFFF"/>
+                <w:sz w:val="14"/>
+              </w:rPr>
+              <w:t>Test ID</w:t>
+            </w:r>
+          </w:p>
+        </w:tc>
+        <w:tc>
+          <w:tcPr>
+            <w:tcW w:type="dxa" w:w="2909"/>
+            <w:shd w:fill="1F4E78"/>
+            <w:vAlign w:val="center"/>
+          </w:tcPr>
+          <w:p>
+            <w:r>
+              <w:rPr>
+                <w:b/>
+                <w:color w:val="FFFFFF"/>
+                <w:sz w:val="14"/>
+              </w:rPr>
+              <w:t>Highest runtime context</w:t>
+            </w:r>
+          </w:p>
+        </w:tc>
+        <w:tc>
+          <w:tcPr>
+            <w:tcW w:type="dxa" w:w="2909"/>
+            <w:shd w:fill="1F4E78"/>
+            <w:vAlign w:val="center"/>
+          </w:tcPr>
+          <w:p>
+            <w:r>
+              <w:rPr>
+                <w:b/>
+                <w:color w:val="FFFFFF"/>
+                <w:sz w:val="14"/>
+              </w:rPr>
+              <w:t>Highest fully comparable context</w:t>
+            </w:r>
+          </w:p>
+        </w:tc>
+        <w:tc>
+          <w:tcPr>
+            <w:tcW w:type="dxa" w:w="2909"/>
+            <w:shd w:fill="1F4E78"/>
+            <w:vAlign w:val="center"/>
+          </w:tcPr>
+          <w:p>
+            <w:r>
+              <w:rPr>
+                <w:b/>
+                <w:color w:val="FFFFFF"/>
+                <w:sz w:val="14"/>
+              </w:rPr>
+              <w:t>First confirmed boundary</w:t>
+            </w:r>
+          </w:p>
+        </w:tc>
+        <w:tc>
+          <w:tcPr>
+            <w:tcW w:type="dxa" w:w="2909"/>
+            <w:shd w:fill="1F4E78"/>
+            <w:vAlign w:val="center"/>
+          </w:tcPr>
+          <w:p>
+            <w:r>
+              <w:rPr>
+                <w:b/>
+                <w:color w:val="FFFFFF"/>
+                <w:sz w:val="14"/>
+              </w:rPr>
+              <w:t>Terminal stage</w:t>
             </w:r>
           </w:p>
         </w:tc>
@@ -4663,9 +5687,8 @@
         </w:trPr>
         <w:tc>
           <w:tcPr>
-            <w:tcW w:type="dxa" w:w="7272"/>
-            <w:vAlign w:val="center"/>
-            <w:shd w:fill="EAF2F8"/>
+            <w:tcW w:type="dxa" w:w="2909"/>
+            <w:vAlign w:val="center"/>
           </w:tcPr>
           <w:p>
             <w:pPr>
@@ -4675,15 +5698,14 @@
               <w:rPr>
                 <w:sz w:val="14"/>
               </w:rPr>
-              <w:t>Continuation</w:t>
-            </w:r>
-          </w:p>
-        </w:tc>
-        <w:tc>
-          <w:tcPr>
-            <w:tcW w:type="dxa" w:w="7272"/>
-            <w:vAlign w:val="center"/>
-            <w:shd w:fill="EAF2F8"/>
+              <w:t>OV-11</w:t>
+            </w:r>
+          </w:p>
+        </w:tc>
+        <w:tc>
+          <w:tcPr>
+            <w:tcW w:type="dxa" w:w="2909"/>
+            <w:vAlign w:val="center"/>
           </w:tcPr>
           <w:p>
             <w:pPr>
@@ -4693,7 +5715,58 @@
               <w:rPr>
                 <w:sz w:val="14"/>
               </w:rPr>
-              <w:t>Continue the blocked larger-context and larger-model campaigns on a higher-memory host.</w:t>
+              <w:t>512</w:t>
+            </w:r>
+          </w:p>
+        </w:tc>
+        <w:tc>
+          <w:tcPr>
+            <w:tcW w:type="dxa" w:w="2909"/>
+            <w:vAlign w:val="center"/>
+          </w:tcPr>
+          <w:p>
+            <w:pPr>
+              <w:spacing w:after="0"/>
+            </w:pPr>
+            <w:r>
+              <w:rPr>
+                <w:sz w:val="14"/>
+              </w:rPr>
+              <w:t>Not established</w:t>
+            </w:r>
+          </w:p>
+        </w:tc>
+        <w:tc>
+          <w:tcPr>
+            <w:tcW w:type="dxa" w:w="2909"/>
+            <w:vAlign w:val="center"/>
+          </w:tcPr>
+          <w:p>
+            <w:pPr>
+              <w:spacing w:after="0"/>
+            </w:pPr>
+            <w:r>
+              <w:rPr>
+                <w:sz w:val="14"/>
+              </w:rPr>
+              <w:t>P5 quality step</w:t>
+            </w:r>
+          </w:p>
+        </w:tc>
+        <w:tc>
+          <w:tcPr>
+            <w:tcW w:type="dxa" w:w="2909"/>
+            <w:vAlign w:val="center"/>
+          </w:tcPr>
+          <w:p>
+            <w:pPr>
+              <w:spacing w:after="0"/>
+            </w:pPr>
+            <w:r>
+              <w:rPr>
+                <w:sz w:val="14"/>
+              </w:rPr>
+              <w:t>Quality RAM floor</w:t>
             </w:r>
           </w:p>
         </w:tc>
@@ -4704,8 +5777,9 @@
         </w:trPr>
         <w:tc>
           <w:tcPr>
-            <w:tcW w:type="dxa" w:w="7272"/>
-            <w:vAlign w:val="center"/>
+            <w:tcW w:type="dxa" w:w="2909"/>
+            <w:vAlign w:val="center"/>
+            <w:shd w:fill="EAF2F8"/>
           </w:tcPr>
           <w:p>
             <w:pPr>
@@ -4715,14 +5789,15 @@
               <w:rPr>
                 <w:sz w:val="14"/>
               </w:rPr>
-              <w:t>Quality boundary</w:t>
-            </w:r>
-          </w:p>
-        </w:tc>
-        <w:tc>
-          <w:tcPr>
-            <w:tcW w:type="dxa" w:w="7272"/>
-            <w:vAlign w:val="center"/>
+              <w:t>OV-12</w:t>
+            </w:r>
+          </w:p>
+        </w:tc>
+        <w:tc>
+          <w:tcPr>
+            <w:tcW w:type="dxa" w:w="2909"/>
+            <w:vAlign w:val="center"/>
+            <w:shd w:fill="EAF2F8"/>
           </w:tcPr>
           <w:p>
             <w:pPr>
@@ -4732,7 +5807,887 @@
               <w:rPr>
                 <w:sz w:val="14"/>
               </w:rPr>
-              <w:t>No numeric quality score exists and there is no winner.</w:t>
+              <w:t>Not observed</w:t>
+            </w:r>
+          </w:p>
+        </w:tc>
+        <w:tc>
+          <w:tcPr>
+            <w:tcW w:type="dxa" w:w="2909"/>
+            <w:vAlign w:val="center"/>
+            <w:shd w:fill="EAF2F8"/>
+          </w:tcPr>
+          <w:p>
+            <w:pPr>
+              <w:spacing w:after="0"/>
+            </w:pPr>
+            <w:r>
+              <w:rPr>
+                <w:sz w:val="14"/>
+              </w:rPr>
+              <w:t>Not observed</w:t>
+            </w:r>
+          </w:p>
+        </w:tc>
+        <w:tc>
+          <w:tcPr>
+            <w:tcW w:type="dxa" w:w="2909"/>
+            <w:vAlign w:val="center"/>
+            <w:shd w:fill="EAF2F8"/>
+          </w:tcPr>
+          <w:p>
+            <w:pPr>
+              <w:spacing w:after="0"/>
+            </w:pPr>
+            <w:r>
+              <w:rPr>
+                <w:sz w:val="14"/>
+              </w:rPr>
+              <w:t>512</w:t>
+            </w:r>
+          </w:p>
+        </w:tc>
+        <w:tc>
+          <w:tcPr>
+            <w:tcW w:type="dxa" w:w="2909"/>
+            <w:vAlign w:val="center"/>
+            <w:shd w:fill="EAF2F8"/>
+          </w:tcPr>
+          <w:p>
+            <w:pPr>
+              <w:spacing w:after="0"/>
+            </w:pPr>
+            <w:r>
+              <w:rPr>
+                <w:sz w:val="14"/>
+              </w:rPr>
+              <w:t>Campaign checkpoint</w:t>
+            </w:r>
+          </w:p>
+        </w:tc>
+      </w:tr>
+      <w:tr>
+        <w:trPr>
+          <w:cantSplit/>
+        </w:trPr>
+        <w:tc>
+          <w:tcPr>
+            <w:tcW w:type="dxa" w:w="2909"/>
+            <w:vAlign w:val="center"/>
+          </w:tcPr>
+          <w:p>
+            <w:pPr>
+              <w:spacing w:after="0"/>
+            </w:pPr>
+            <w:r>
+              <w:rPr>
+                <w:sz w:val="14"/>
+              </w:rPr>
+              <w:t>OV-13</w:t>
+            </w:r>
+          </w:p>
+        </w:tc>
+        <w:tc>
+          <w:tcPr>
+            <w:tcW w:type="dxa" w:w="2909"/>
+            <w:vAlign w:val="center"/>
+          </w:tcPr>
+          <w:p>
+            <w:pPr>
+              <w:spacing w:after="0"/>
+            </w:pPr>
+            <w:r>
+              <w:rPr>
+                <w:sz w:val="14"/>
+              </w:rPr>
+              <w:t>Not observed</w:t>
+            </w:r>
+          </w:p>
+        </w:tc>
+        <w:tc>
+          <w:tcPr>
+            <w:tcW w:type="dxa" w:w="2909"/>
+            <w:vAlign w:val="center"/>
+          </w:tcPr>
+          <w:p>
+            <w:pPr>
+              <w:spacing w:after="0"/>
+            </w:pPr>
+            <w:r>
+              <w:rPr>
+                <w:sz w:val="14"/>
+              </w:rPr>
+              <w:t>Not observed</w:t>
+            </w:r>
+          </w:p>
+        </w:tc>
+        <w:tc>
+          <w:tcPr>
+            <w:tcW w:type="dxa" w:w="2909"/>
+            <w:vAlign w:val="center"/>
+          </w:tcPr>
+          <w:p>
+            <w:pPr>
+              <w:spacing w:after="0"/>
+            </w:pPr>
+            <w:r>
+              <w:rPr>
+                <w:sz w:val="14"/>
+              </w:rPr>
+              <w:t>512</w:t>
+            </w:r>
+          </w:p>
+        </w:tc>
+        <w:tc>
+          <w:tcPr>
+            <w:tcW w:type="dxa" w:w="2909"/>
+            <w:vAlign w:val="center"/>
+          </w:tcPr>
+          <w:p>
+            <w:pPr>
+              <w:spacing w:after="0"/>
+            </w:pPr>
+            <w:r>
+              <w:rPr>
+                <w:sz w:val="14"/>
+              </w:rPr>
+              <w:t>Artefact admission</w:t>
+            </w:r>
+          </w:p>
+        </w:tc>
+      </w:tr>
+      <w:tr>
+        <w:trPr>
+          <w:cantSplit/>
+        </w:trPr>
+        <w:tc>
+          <w:tcPr>
+            <w:tcW w:type="dxa" w:w="2909"/>
+            <w:vAlign w:val="center"/>
+            <w:shd w:fill="EAF2F8"/>
+          </w:tcPr>
+          <w:p>
+            <w:pPr>
+              <w:spacing w:after="0"/>
+            </w:pPr>
+            <w:r>
+              <w:rPr>
+                <w:sz w:val="14"/>
+              </w:rPr>
+              <w:t>OV-TQ-21</w:t>
+            </w:r>
+          </w:p>
+        </w:tc>
+        <w:tc>
+          <w:tcPr>
+            <w:tcW w:type="dxa" w:w="2909"/>
+            <w:vAlign w:val="center"/>
+            <w:shd w:fill="EAF2F8"/>
+          </w:tcPr>
+          <w:p>
+            <w:pPr>
+              <w:spacing w:after="0"/>
+            </w:pPr>
+            <w:r>
+              <w:rPr>
+                <w:sz w:val="14"/>
+              </w:rPr>
+              <w:t>Not observed</w:t>
+            </w:r>
+          </w:p>
+        </w:tc>
+        <w:tc>
+          <w:tcPr>
+            <w:tcW w:type="dxa" w:w="2909"/>
+            <w:vAlign w:val="center"/>
+            <w:shd w:fill="EAF2F8"/>
+          </w:tcPr>
+          <w:p>
+            <w:pPr>
+              <w:spacing w:after="0"/>
+            </w:pPr>
+            <w:r>
+              <w:rPr>
+                <w:sz w:val="14"/>
+              </w:rPr>
+              <w:t>Not observed</w:t>
+            </w:r>
+          </w:p>
+        </w:tc>
+        <w:tc>
+          <w:tcPr>
+            <w:tcW w:type="dxa" w:w="2909"/>
+            <w:vAlign w:val="center"/>
+            <w:shd w:fill="EAF2F8"/>
+          </w:tcPr>
+          <w:p>
+            <w:pPr>
+              <w:spacing w:after="0"/>
+            </w:pPr>
+            <w:r>
+              <w:rPr>
+                <w:sz w:val="14"/>
+              </w:rPr>
+              <w:t>512</w:t>
+            </w:r>
+          </w:p>
+        </w:tc>
+        <w:tc>
+          <w:tcPr>
+            <w:tcW w:type="dxa" w:w="2909"/>
+            <w:vAlign w:val="center"/>
+            <w:shd w:fill="EAF2F8"/>
+          </w:tcPr>
+          <w:p>
+            <w:pPr>
+              <w:spacing w:after="0"/>
+            </w:pPr>
+            <w:r>
+              <w:rPr>
+                <w:sz w:val="14"/>
+              </w:rPr>
+              <w:t>Campaign checkpoint</w:t>
+            </w:r>
+          </w:p>
+        </w:tc>
+      </w:tr>
+      <w:tr>
+        <w:trPr>
+          <w:cantSplit/>
+        </w:trPr>
+        <w:tc>
+          <w:tcPr>
+            <w:tcW w:type="dxa" w:w="2909"/>
+            <w:vAlign w:val="center"/>
+          </w:tcPr>
+          <w:p>
+            <w:pPr>
+              <w:spacing w:after="0"/>
+            </w:pPr>
+            <w:r>
+              <w:rPr>
+                <w:sz w:val="14"/>
+              </w:rPr>
+              <w:t>OV-TQ-22</w:t>
+            </w:r>
+          </w:p>
+        </w:tc>
+        <w:tc>
+          <w:tcPr>
+            <w:tcW w:type="dxa" w:w="2909"/>
+            <w:vAlign w:val="center"/>
+          </w:tcPr>
+          <w:p>
+            <w:pPr>
+              <w:spacing w:after="0"/>
+            </w:pPr>
+            <w:r>
+              <w:rPr>
+                <w:sz w:val="14"/>
+              </w:rPr>
+              <w:t>Not observed</w:t>
+            </w:r>
+          </w:p>
+        </w:tc>
+        <w:tc>
+          <w:tcPr>
+            <w:tcW w:type="dxa" w:w="2909"/>
+            <w:vAlign w:val="center"/>
+          </w:tcPr>
+          <w:p>
+            <w:pPr>
+              <w:spacing w:after="0"/>
+            </w:pPr>
+            <w:r>
+              <w:rPr>
+                <w:sz w:val="14"/>
+              </w:rPr>
+              <w:t>Not observed</w:t>
+            </w:r>
+          </w:p>
+        </w:tc>
+        <w:tc>
+          <w:tcPr>
+            <w:tcW w:type="dxa" w:w="2909"/>
+            <w:vAlign w:val="center"/>
+          </w:tcPr>
+          <w:p>
+            <w:pPr>
+              <w:spacing w:after="0"/>
+            </w:pPr>
+            <w:r>
+              <w:rPr>
+                <w:sz w:val="14"/>
+              </w:rPr>
+              <w:t>512</w:t>
+            </w:r>
+          </w:p>
+        </w:tc>
+        <w:tc>
+          <w:tcPr>
+            <w:tcW w:type="dxa" w:w="2909"/>
+            <w:vAlign w:val="center"/>
+          </w:tcPr>
+          <w:p>
+            <w:pPr>
+              <w:spacing w:after="0"/>
+            </w:pPr>
+            <w:r>
+              <w:rPr>
+                <w:sz w:val="14"/>
+              </w:rPr>
+              <w:t>Campaign checkpoint</w:t>
+            </w:r>
+          </w:p>
+        </w:tc>
+      </w:tr>
+    </w:tbl>
+    <w:p>
+      <w:pPr>
+        <w:spacing w:after="40"/>
+      </w:pPr>
+    </w:p>
+    <w:p>
+      <w:pPr>
+        <w:pStyle w:val="Heading1"/>
+      </w:pPr>
+      <w:r>
+        <w:t>11. Terminal attempts and hash-bound evidence</w:t>
+      </w:r>
+    </w:p>
+    <w:tbl>
+      <w:tblPr>
+        <w:tblStyle w:val="TableGrid"/>
+        <w:tblW w:type="auto" w:w="0"/>
+        <w:tblLayout w:type="autofit"/>
+        <w:tblLook w:firstColumn="1" w:firstRow="1" w:lastColumn="0" w:lastRow="0" w:noHBand="0" w:noVBand="1" w:val="04A0"/>
+      </w:tblPr>
+      <w:tblGrid>
+        <w:gridCol w:w="3636"/>
+        <w:gridCol w:w="3636"/>
+        <w:gridCol w:w="3636"/>
+        <w:gridCol w:w="3636"/>
+      </w:tblGrid>
+      <w:tr>
+        <w:trPr>
+          <w:cantSplit/>
+          <w:tblHeader w:val="true"/>
+        </w:trPr>
+        <w:tc>
+          <w:tcPr>
+            <w:tcW w:type="dxa" w:w="3636"/>
+            <w:shd w:fill="1F4E78"/>
+            <w:vAlign w:val="center"/>
+          </w:tcPr>
+          <w:p>
+            <w:r>
+              <w:rPr>
+                <w:b/>
+                <w:color w:val="FFFFFF"/>
+                <w:sz w:val="14"/>
+              </w:rPr>
+              <w:t>Identity</w:t>
+            </w:r>
+          </w:p>
+        </w:tc>
+        <w:tc>
+          <w:tcPr>
+            <w:tcW w:type="dxa" w:w="3636"/>
+            <w:shd w:fill="1F4E78"/>
+            <w:vAlign w:val="center"/>
+          </w:tcPr>
+          <w:p>
+            <w:r>
+              <w:rPr>
+                <w:b/>
+                <w:color w:val="FFFFFF"/>
+                <w:sz w:val="14"/>
+              </w:rPr>
+              <w:t>Status</w:t>
+            </w:r>
+          </w:p>
+        </w:tc>
+        <w:tc>
+          <w:tcPr>
+            <w:tcW w:type="dxa" w:w="3636"/>
+            <w:shd w:fill="1F4E78"/>
+            <w:vAlign w:val="center"/>
+          </w:tcPr>
+          <w:p>
+            <w:r>
+              <w:rPr>
+                <w:b/>
+                <w:color w:val="FFFFFF"/>
+                <w:sz w:val="14"/>
+              </w:rPr>
+              <w:t>Principal reason</w:t>
+            </w:r>
+          </w:p>
+        </w:tc>
+        <w:tc>
+          <w:tcPr>
+            <w:tcW w:type="dxa" w:w="3636"/>
+            <w:shd w:fill="1F4E78"/>
+            <w:vAlign w:val="center"/>
+          </w:tcPr>
+          <w:p>
+            <w:r>
+              <w:rPr>
+                <w:b/>
+                <w:color w:val="FFFFFF"/>
+                <w:sz w:val="14"/>
+              </w:rPr>
+              <w:t>Hash-bound evidence</w:t>
+            </w:r>
+          </w:p>
+        </w:tc>
+      </w:tr>
+      <w:tr>
+        <w:trPr>
+          <w:cantSplit/>
+        </w:trPr>
+        <w:tc>
+          <w:tcPr>
+            <w:tcW w:type="dxa" w:w="3636"/>
+            <w:vAlign w:val="center"/>
+          </w:tcPr>
+          <w:p>
+            <w:pPr>
+              <w:spacing w:after="0"/>
+            </w:pPr>
+            <w:r>
+              <w:rPr>
+                <w:sz w:val="14"/>
+              </w:rPr>
+              <w:t>OV-11/512 runtime</w:t>
+            </w:r>
+          </w:p>
+        </w:tc>
+        <w:tc>
+          <w:tcPr>
+            <w:tcW w:type="dxa" w:w="3636"/>
+            <w:vAlign w:val="center"/>
+          </w:tcPr>
+          <w:p>
+            <w:pPr>
+              <w:spacing w:after="0"/>
+            </w:pPr>
+            <w:r>
+              <w:rPr>
+                <w:sz w:val="14"/>
+              </w:rPr>
+              <w:t>Passed</w:t>
+            </w:r>
+          </w:p>
+        </w:tc>
+        <w:tc>
+          <w:tcPr>
+            <w:tcW w:type="dxa" w:w="3636"/>
+            <w:vAlign w:val="center"/>
+          </w:tcPr>
+          <w:p>
+            <w:pPr>
+              <w:spacing w:after="0"/>
+            </w:pPr>
+            <w:r>
+              <w:rPr>
+                <w:sz w:val="14"/>
+              </w:rPr>
+              <w:t>Three accepted formal CPU samples; fallback false; cleanup zero.</w:t>
+            </w:r>
+          </w:p>
+        </w:tc>
+        <w:tc>
+          <w:tcPr>
+            <w:tcW w:type="dxa" w:w="3636"/>
+            <w:vAlign w:val="center"/>
+          </w:tcPr>
+          <w:p>
+            <w:pPr>
+              <w:spacing w:after="0"/>
+            </w:pPr>
+            <w:r>
+              <w:rPr>
+                <w:sz w:val="14"/>
+              </w:rPr>
+              <w:t>Measurement SHA-256 `ec933862686e399c19e3ce69bdc11baae2cf10025d1a245db3dcc85c0ae3c3e0`</w:t>
+            </w:r>
+          </w:p>
+        </w:tc>
+      </w:tr>
+      <w:tr>
+        <w:trPr>
+          <w:cantSplit/>
+        </w:trPr>
+        <w:tc>
+          <w:tcPr>
+            <w:tcW w:type="dxa" w:w="3636"/>
+            <w:vAlign w:val="center"/>
+            <w:shd w:fill="EAF2F8"/>
+          </w:tcPr>
+          <w:p>
+            <w:pPr>
+              <w:spacing w:after="0"/>
+            </w:pPr>
+            <w:r>
+              <w:rPr>
+                <w:sz w:val="14"/>
+              </w:rPr>
+              <w:t>OV-11/512 quality</w:t>
+            </w:r>
+          </w:p>
+        </w:tc>
+        <w:tc>
+          <w:tcPr>
+            <w:tcW w:type="dxa" w:w="3636"/>
+            <w:vAlign w:val="center"/>
+            <w:shd w:fill="EAF2F8"/>
+          </w:tcPr>
+          <w:p>
+            <w:pPr>
+              <w:spacing w:after="0"/>
+            </w:pPr>
+            <w:r>
+              <w:rPr>
+                <w:sz w:val="14"/>
+              </w:rPr>
+              <w:t>Terminal</w:t>
+            </w:r>
+          </w:p>
+        </w:tc>
+        <w:tc>
+          <w:tcPr>
+            <w:tcW w:type="dxa" w:w="3636"/>
+            <w:vAlign w:val="center"/>
+            <w:shd w:fill="EAF2F8"/>
+          </w:tcPr>
+          <w:p>
+            <w:pPr>
+              <w:spacing w:after="0"/>
+            </w:pPr>
+            <w:r>
+              <w:rPr>
+                <w:sz w:val="14"/>
+              </w:rPr>
+              <w:t>P5 crossed the fixed RAM floor; P6 was not launched.</w:t>
+            </w:r>
+          </w:p>
+        </w:tc>
+        <w:tc>
+          <w:tcPr>
+            <w:tcW w:type="dxa" w:w="3636"/>
+            <w:vAlign w:val="center"/>
+            <w:shd w:fill="EAF2F8"/>
+          </w:tcPr>
+          <w:p>
+            <w:pPr>
+              <w:spacing w:after="0"/>
+            </w:pPr>
+            <w:r>
+              <w:rPr>
+                <w:sz w:val="14"/>
+              </w:rPr>
+              <w:t>Campaign-state SHA-256 `92101643ff26a2ccc27dd0965a6ae1a0788586c3edcbd6cab9d9b2c4d266c8e8`</w:t>
+            </w:r>
+          </w:p>
+        </w:tc>
+      </w:tr>
+      <w:tr>
+        <w:trPr>
+          <w:cantSplit/>
+        </w:trPr>
+        <w:tc>
+          <w:tcPr>
+            <w:tcW w:type="dxa" w:w="3636"/>
+            <w:vAlign w:val="center"/>
+          </w:tcPr>
+          <w:p>
+            <w:pPr>
+              <w:spacing w:after="0"/>
+            </w:pPr>
+            <w:r>
+              <w:rPr>
+                <w:sz w:val="14"/>
+              </w:rPr>
+              <w:t>OV-13/512</w:t>
+            </w:r>
+          </w:p>
+        </w:tc>
+        <w:tc>
+          <w:tcPr>
+            <w:tcW w:type="dxa" w:w="3636"/>
+            <w:vAlign w:val="center"/>
+          </w:tcPr>
+          <w:p>
+            <w:pPr>
+              <w:spacing w:after="0"/>
+            </w:pPr>
+            <w:r>
+              <w:rPr>
+                <w:sz w:val="14"/>
+              </w:rPr>
+              <w:t>Terminal</w:t>
+            </w:r>
+          </w:p>
+        </w:tc>
+        <w:tc>
+          <w:tcPr>
+            <w:tcW w:type="dxa" w:w="3636"/>
+            <w:vAlign w:val="center"/>
+          </w:tcPr>
+          <w:p>
+            <w:pPr>
+              <w:spacing w:after="0"/>
+            </w:pPr>
+            <w:r>
+              <w:rPr>
+                <w:sz w:val="14"/>
+              </w:rPr>
+              <w:t>Validated FP16 artefact was unavailable.</w:t>
+            </w:r>
+          </w:p>
+        </w:tc>
+        <w:tc>
+          <w:tcPr>
+            <w:tcW w:type="dxa" w:w="3636"/>
+            <w:vAlign w:val="center"/>
+          </w:tcPr>
+          <w:p>
+            <w:pPr>
+              <w:spacing w:after="0"/>
+            </w:pPr>
+            <w:r>
+              <w:rPr>
+                <w:sz w:val="14"/>
+              </w:rPr>
+              <w:t>Recorded in the controlled failure and evidence registers.</w:t>
+            </w:r>
+          </w:p>
+        </w:tc>
+      </w:tr>
+      <w:tr>
+        <w:trPr>
+          <w:cantSplit/>
+        </w:trPr>
+        <w:tc>
+          <w:tcPr>
+            <w:tcW w:type="dxa" w:w="3636"/>
+            <w:vAlign w:val="center"/>
+            <w:shd w:fill="EAF2F8"/>
+          </w:tcPr>
+          <w:p>
+            <w:pPr>
+              <w:spacing w:after="0"/>
+            </w:pPr>
+            <w:r>
+              <w:rPr>
+                <w:sz w:val="14"/>
+              </w:rPr>
+              <w:t>OV-12/512</w:t>
+            </w:r>
+          </w:p>
+        </w:tc>
+        <w:tc>
+          <w:tcPr>
+            <w:tcW w:type="dxa" w:w="3636"/>
+            <w:vAlign w:val="center"/>
+            <w:shd w:fill="EAF2F8"/>
+          </w:tcPr>
+          <w:p>
+            <w:pPr>
+              <w:spacing w:after="0"/>
+            </w:pPr>
+            <w:r>
+              <w:rPr>
+                <w:sz w:val="14"/>
+              </w:rPr>
+              <w:t>Not launched</w:t>
+            </w:r>
+          </w:p>
+        </w:tc>
+        <w:tc>
+          <w:tcPr>
+            <w:tcW w:type="dxa" w:w="3636"/>
+            <w:vAlign w:val="center"/>
+            <w:shd w:fill="EAF2F8"/>
+          </w:tcPr>
+          <w:p>
+            <w:pPr>
+              <w:spacing w:after="0"/>
+            </w:pPr>
+            <w:r>
+              <w:rPr>
+                <w:sz w:val="14"/>
+              </w:rPr>
+              <w:t>Campaign closed after the OV-11 quality terminal.</w:t>
+            </w:r>
+          </w:p>
+        </w:tc>
+        <w:tc>
+          <w:tcPr>
+            <w:tcW w:type="dxa" w:w="3636"/>
+            <w:vAlign w:val="center"/>
+            <w:shd w:fill="EAF2F8"/>
+          </w:tcPr>
+          <w:p>
+            <w:pPr>
+              <w:spacing w:after="0"/>
+            </w:pPr>
+            <w:r>
+              <w:rPr>
+                <w:sz w:val="14"/>
+              </w:rPr>
+              <w:t>Recorded in the controlled campaign state.</w:t>
+            </w:r>
+          </w:p>
+        </w:tc>
+      </w:tr>
+      <w:tr>
+        <w:trPr>
+          <w:cantSplit/>
+        </w:trPr>
+        <w:tc>
+          <w:tcPr>
+            <w:tcW w:type="dxa" w:w="3636"/>
+            <w:vAlign w:val="center"/>
+          </w:tcPr>
+          <w:p>
+            <w:pPr>
+              <w:spacing w:after="0"/>
+            </w:pPr>
+            <w:r>
+              <w:rPr>
+                <w:sz w:val="14"/>
+              </w:rPr>
+              <w:t>OV-TQ-21/512</w:t>
+            </w:r>
+          </w:p>
+        </w:tc>
+        <w:tc>
+          <w:tcPr>
+            <w:tcW w:type="dxa" w:w="3636"/>
+            <w:vAlign w:val="center"/>
+          </w:tcPr>
+          <w:p>
+            <w:pPr>
+              <w:spacing w:after="0"/>
+            </w:pPr>
+            <w:r>
+              <w:rPr>
+                <w:sz w:val="14"/>
+              </w:rPr>
+              <w:t>Not launched</w:t>
+            </w:r>
+          </w:p>
+        </w:tc>
+        <w:tc>
+          <w:tcPr>
+            <w:tcW w:type="dxa" w:w="3636"/>
+            <w:vAlign w:val="center"/>
+          </w:tcPr>
+          <w:p>
+            <w:pPr>
+              <w:spacing w:after="0"/>
+            </w:pPr>
+            <w:r>
+              <w:rPr>
+                <w:sz w:val="14"/>
+              </w:rPr>
+              <w:t>Campaign closed after the OV-11 quality terminal.</w:t>
+            </w:r>
+          </w:p>
+        </w:tc>
+        <w:tc>
+          <w:tcPr>
+            <w:tcW w:type="dxa" w:w="3636"/>
+            <w:vAlign w:val="center"/>
+          </w:tcPr>
+          <w:p>
+            <w:pPr>
+              <w:spacing w:after="0"/>
+            </w:pPr>
+            <w:r>
+              <w:rPr>
+                <w:sz w:val="14"/>
+              </w:rPr>
+              <w:t>Recorded in the controlled campaign state.</w:t>
+            </w:r>
+          </w:p>
+        </w:tc>
+      </w:tr>
+      <w:tr>
+        <w:trPr>
+          <w:cantSplit/>
+        </w:trPr>
+        <w:tc>
+          <w:tcPr>
+            <w:tcW w:type="dxa" w:w="3636"/>
+            <w:vAlign w:val="center"/>
+            <w:shd w:fill="EAF2F8"/>
+          </w:tcPr>
+          <w:p>
+            <w:pPr>
+              <w:spacing w:after="0"/>
+            </w:pPr>
+            <w:r>
+              <w:rPr>
+                <w:sz w:val="14"/>
+              </w:rPr>
+              <w:t>OV-TQ-22/512</w:t>
+            </w:r>
+          </w:p>
+        </w:tc>
+        <w:tc>
+          <w:tcPr>
+            <w:tcW w:type="dxa" w:w="3636"/>
+            <w:vAlign w:val="center"/>
+            <w:shd w:fill="EAF2F8"/>
+          </w:tcPr>
+          <w:p>
+            <w:pPr>
+              <w:spacing w:after="0"/>
+            </w:pPr>
+            <w:r>
+              <w:rPr>
+                <w:sz w:val="14"/>
+              </w:rPr>
+              <w:t>Not launched</w:t>
+            </w:r>
+          </w:p>
+        </w:tc>
+        <w:tc>
+          <w:tcPr>
+            <w:tcW w:type="dxa" w:w="3636"/>
+            <w:vAlign w:val="center"/>
+            <w:shd w:fill="EAF2F8"/>
+          </w:tcPr>
+          <w:p>
+            <w:pPr>
+              <w:spacing w:after="0"/>
+            </w:pPr>
+            <w:r>
+              <w:rPr>
+                <w:sz w:val="14"/>
+              </w:rPr>
+              <w:t>Campaign closed after the OV-11 quality terminal.</w:t>
+            </w:r>
+          </w:p>
+        </w:tc>
+        <w:tc>
+          <w:tcPr>
+            <w:tcW w:type="dxa" w:w="3636"/>
+            <w:vAlign w:val="center"/>
+            <w:shd w:fill="EAF2F8"/>
+          </w:tcPr>
+          <w:p>
+            <w:pPr>
+              <w:spacing w:after="0"/>
+            </w:pPr>
+            <w:r>
+              <w:rPr>
+                <w:sz w:val="14"/>
+              </w:rPr>
+              <w:t>Recorded in the controlled campaign state.</w:t>
             </w:r>
           </w:p>
         </w:tc>
@@ -4748,228 +6703,8 @@
         <w:spacing w:after="60"/>
       </w:pPr>
       <w:r>
-        <w:rPr>
-          <w:b/>
-        </w:rPr>
-        <w:t>Evidence index</w:t>
+        <w:t>&lt;!-- END WB-04 V1.9 COMPARISON --&gt;</w:t>
       </w:r>
-    </w:p>
-    <w:tbl>
-      <w:tblPr>
-        <w:tblStyle w:val="TableGrid"/>
-        <w:tblW w:type="auto" w:w="0"/>
-        <w:tblLayout w:type="autofit"/>
-        <w:tblLook w:firstColumn="1" w:firstRow="1" w:lastColumn="0" w:lastRow="0" w:noHBand="0" w:noVBand="1" w:val="04A0"/>
-      </w:tblPr>
-      <w:tblGrid>
-        <w:gridCol w:w="7272"/>
-        <w:gridCol w:w="7272"/>
-      </w:tblGrid>
-      <w:tr>
-        <w:trPr>
-          <w:cantSplit/>
-          <w:tblHeader w:val="true"/>
-        </w:trPr>
-        <w:tc>
-          <w:tcPr>
-            <w:tcW w:type="dxa" w:w="7272"/>
-            <w:shd w:fill="1F4E78"/>
-            <w:vAlign w:val="center"/>
-          </w:tcPr>
-          <w:p>
-            <w:r>
-              <w:rPr>
-                <w:b/>
-                <w:color w:val="FFFFFF"/>
-                <w:sz w:val="14"/>
-              </w:rPr>
-              <w:t>Reference</w:t>
-            </w:r>
-          </w:p>
-        </w:tc>
-        <w:tc>
-          <w:tcPr>
-            <w:tcW w:type="dxa" w:w="7272"/>
-            <w:shd w:fill="1F4E78"/>
-            <w:vAlign w:val="center"/>
-          </w:tcPr>
-          <w:p>
-            <w:r>
-              <w:rPr>
-                <w:b/>
-                <w:color w:val="FFFFFF"/>
-                <w:sz w:val="14"/>
-              </w:rPr>
-              <w:t>Hash-bound source</w:t>
-            </w:r>
-          </w:p>
-        </w:tc>
-      </w:tr>
-      <w:tr>
-        <w:trPr>
-          <w:cantSplit/>
-        </w:trPr>
-        <w:tc>
-          <w:tcPr>
-            <w:tcW w:type="dxa" w:w="7272"/>
-            <w:vAlign w:val="center"/>
-          </w:tcPr>
-          <w:p>
-            <w:pPr>
-              <w:spacing w:after="0"/>
-            </w:pPr>
-            <w:r>
-              <w:rPr>
-                <w:sz w:val="14"/>
-              </w:rPr>
-              <w:t>E1</w:t>
-            </w:r>
-          </w:p>
-        </w:tc>
-        <w:tc>
-          <w:tcPr>
-            <w:tcW w:type="dxa" w:w="7272"/>
-            <w:vAlign w:val="center"/>
-          </w:tcPr>
-          <w:p>
-            <w:pPr>
-              <w:spacing w:after="0"/>
-            </w:pPr>
-            <w:r>
-              <w:rPr>
-                <w:sz w:val="14"/>
-              </w:rPr>
-              <w:t>experiments/raw-results/openvino-turboquant/2026-07-30/runtime/OV-TQ-13/context-512/measurement-summary.json#sha256=5fc814f16d749e863607db5f519ee564b6459f132a0b25c2a6aab800b8c7c550</w:t>
-            </w:r>
-          </w:p>
-        </w:tc>
-      </w:tr>
-      <w:tr>
-        <w:trPr>
-          <w:cantSplit/>
-        </w:trPr>
-        <w:tc>
-          <w:tcPr>
-            <w:tcW w:type="dxa" w:w="7272"/>
-            <w:vAlign w:val="center"/>
-            <w:shd w:fill="EAF2F8"/>
-          </w:tcPr>
-          <w:p>
-            <w:pPr>
-              <w:spacing w:after="0"/>
-            </w:pPr>
-            <w:r>
-              <w:rPr>
-                <w:sz w:val="14"/>
-              </w:rPr>
-              <w:t>E2</w:t>
-            </w:r>
-          </w:p>
-        </w:tc>
-        <w:tc>
-          <w:tcPr>
-            <w:tcW w:type="dxa" w:w="7272"/>
-            <w:vAlign w:val="center"/>
-            <w:shd w:fill="EAF2F8"/>
-          </w:tcPr>
-          <w:p>
-            <w:pPr>
-              <w:spacing w:after="0"/>
-            </w:pPr>
-            <w:r>
-              <w:rPr>
-                <w:sz w:val="14"/>
-              </w:rPr>
-              <w:t>experiments/raw-results/openvino-turboquant/2026-07-30/runtime-frozen-85ed31e/OV-TQ-14/context-512/measurement-summary.json#sha256=3aea0c66a05faa64283cec1e59c16a9669fcbcb2c8520bfb3f5fadae0e0e5747</w:t>
-            </w:r>
-          </w:p>
-        </w:tc>
-      </w:tr>
-      <w:tr>
-        <w:trPr>
-          <w:cantSplit/>
-        </w:trPr>
-        <w:tc>
-          <w:tcPr>
-            <w:tcW w:type="dxa" w:w="7272"/>
-            <w:vAlign w:val="center"/>
-          </w:tcPr>
-          <w:p>
-            <w:pPr>
-              <w:spacing w:after="0"/>
-            </w:pPr>
-            <w:r>
-              <w:rPr>
-                <w:sz w:val="14"/>
-              </w:rPr>
-              <w:t>E3</w:t>
-            </w:r>
-          </w:p>
-        </w:tc>
-        <w:tc>
-          <w:tcPr>
-            <w:tcW w:type="dxa" w:w="7272"/>
-            <w:vAlign w:val="center"/>
-          </w:tcPr>
-          <w:p>
-            <w:pPr>
-              <w:spacing w:after="0"/>
-            </w:pPr>
-            <w:r>
-              <w:rPr>
-                <w:sz w:val="14"/>
-              </w:rPr>
-              <w:t>experiments/raw-results/openvino-turboquant/2026-07-30/runtime/OV-TQ-14/context-2048/measurement-summary.json#sha256=2b3fbde825b91e4768325be0ff58254110de4c5e36981cf9d570806a11e13478</w:t>
-            </w:r>
-          </w:p>
-        </w:tc>
-      </w:tr>
-      <w:tr>
-        <w:trPr>
-          <w:cantSplit/>
-        </w:trPr>
-        <w:tc>
-          <w:tcPr>
-            <w:tcW w:type="dxa" w:w="7272"/>
-            <w:vAlign w:val="center"/>
-            <w:shd w:fill="EAF2F8"/>
-          </w:tcPr>
-          <w:p>
-            <w:pPr>
-              <w:spacing w:after="0"/>
-            </w:pPr>
-            <w:r>
-              <w:rPr>
-                <w:sz w:val="14"/>
-              </w:rPr>
-              <w:t>Reconciliation input</w:t>
-            </w:r>
-          </w:p>
-        </w:tc>
-        <w:tc>
-          <w:tcPr>
-            <w:tcW w:type="dxa" w:w="7272"/>
-            <w:vAlign w:val="center"/>
-            <w:shd w:fill="EAF2F8"/>
-          </w:tcPr>
-          <w:p>
-            <w:pPr>
-              <w:spacing w:after="0"/>
-            </w:pPr>
-            <w:r>
-              <w:rPr>
-                <w:sz w:val="14"/>
-              </w:rPr>
-              <w:t>experiments/raw-results/openvino-turboquant/2026-07-30/reconciliation-input.json#sha256=96f7355a9446092ddad6d68c75d73bbd956bd24cd3213f9e12db470a87410c65</w:t>
-            </w:r>
-          </w:p>
-        </w:tc>
-      </w:tr>
-    </w:tbl>
-    <w:p>
-      <w:pPr>
-        <w:spacing w:after="40"/>
-      </w:pPr>
     </w:p>
     <w:sectPr>
       <w:footerReference w:type="default" r:id="rId9"/>
